--- a/Documentatie.docx
+++ b/Documentatie.docx
@@ -4492,12 +4492,6 @@
         </w:rPr>
         <w:t>SQL Injection</w:t>
       </w:r>
-      <w:r>
-        <w:rPr>
-          <w:lang w:val="en-US"/>
-        </w:rPr>
-        <w:t>.</w:t>
-      </w:r>
     </w:p>
     <w:p>
       <w:pPr>
@@ -4514,7 +4508,7 @@
         <w:rPr>
           <w:lang w:val="en-US"/>
         </w:rPr>
-        <w:t xml:space="preserve"> Construirea unei interfețe web unde utilizatorul poate vedea transparent ce cod SQL a fost generat.</w:t>
+        <w:t xml:space="preserve"> Construirea unei interfețe web unde utilizatorul poate vedea transparent ce cod SQL a fost generat</w:t>
       </w:r>
     </w:p>
     <w:p>
@@ -4532,7 +4526,7 @@
         <w:rPr>
           <w:lang w:val="en-US"/>
         </w:rPr>
-        <w:t>Testarea aplicației pentru a demonstra că rezistă la intenții malițioase.</w:t>
+        <w:t>Testarea aplicației pentru a demonstra că rezistă la intenții malițioase</w:t>
       </w:r>
     </w:p>
     <w:p>
@@ -4576,7 +4570,7 @@
         <w:t>text-to-SQL</w:t>
       </w:r>
       <w:r>
-        <w:t xml:space="preserve"> și analizează comparativ soluțiile tehnologice disponibile în prezent.</w:t>
+        <w:t xml:space="preserve"> și analizează comparativ soluțiile tehnologice disponibile în prezent</w:t>
       </w:r>
     </w:p>
     <w:p>
@@ -4597,9 +4591,6 @@
       <w:r>
         <w:t xml:space="preserve"> Detaliază cerințele tehnice și arhitectura soluției (însoțită de diagrame de componente și secvență), punând accent pe rolul reprezentării intermediare în garantarea securității</w:t>
       </w:r>
-      <w:r>
-        <w:t>.</w:t>
-      </w:r>
     </w:p>
     <w:p>
       <w:pPr>
@@ -4619,9 +4610,6 @@
       <w:r>
         <w:t xml:space="preserve"> Descrie stack-ul tehnologic ales, structura aplicației și logica modulelor dezvoltate, incluzând secțiuni de cod esențiale explicate în detaliu</w:t>
       </w:r>
-      <w:r>
-        <w:t>.</w:t>
-      </w:r>
     </w:p>
     <w:p>
       <w:pPr>
@@ -4641,9 +4629,6 @@
       <w:r>
         <w:t xml:space="preserve"> Prezintă metodologia de testare, performanțele obținute și modul în care sistemul reacționează la intenții malițioase sau neclare</w:t>
       </w:r>
-      <w:r>
-        <w:t>.</w:t>
-      </w:r>
     </w:p>
     <w:p>
       <w:pPr>
@@ -4659,9 +4644,6 @@
       <w:r>
         <w:t>sintetizează rezultatele cercetării, analizează limitele curente ale aplicației și propune noi direcții pentru dezvoltarea ulterioară a proiectului</w:t>
       </w:r>
-      <w:r>
-        <w:t>.</w:t>
-      </w:r>
     </w:p>
     <w:p>
       <w:r>
@@ -4698,6 +4680,9 @@
       </w:r>
       <w:r>
         <w:t>limbajului natural (NLP) este domeniul care studiază cum interacționează calculatoarele cu limbajul uman. Foarte mult timp, s-au folosit metode bazate pe reguli scrise manual sau pe modele statistice. Acestea aveau o problemă majoră: nu puteau înțelege contextul dintr-o propoziție lungă</w:t>
+      </w:r>
+      <w:r>
+        <w:t>.</w:t>
       </w:r>
     </w:p>
     <w:p>
@@ -4912,7 +4897,7 @@
         </w:numPr>
       </w:pPr>
       <w:r>
-        <w:t>Soluții comerciale: Cum ar fi Power BI Q&amp;A sau Amazon QuickSight. Sunt gata făcute și ușor de folosit, dar ești blocat în platforma lor și nu poți controla cum este gestionată securitatea comenzilor.</w:t>
+        <w:t>Soluții comerciale: Cum ar fi Power BI Q&amp;A sau Amazon QuickSight. Sunt gata făcute și ușor de folosit, dar ești blocat în platforma lor și nu poți controla cum este gestionată securitatea comenzilor</w:t>
       </w:r>
     </w:p>
     <w:p>
@@ -4924,7 +4909,7 @@
         </w:numPr>
       </w:pPr>
       <w:r>
-        <w:t>Librării open-source: Exemple cunoscute sunt LangChain și LlamaIndex. Sunt foarte bune pentru programatori, dar by default au o abordare nesigură. Generază codul SQL și îl rulează direct, bazându-se doar pe restricțiile puse în prompt, ceea ce nu este deloc sigur.</w:t>
+        <w:t>Librării open-source: Exemple cunoscute sunt LangChain și LlamaIndex. Sunt foarte bune pentru programatori, dar by default au o abordare nesigură. Generază codul SQL și îl rulează direct, bazându-se doar pe restricțiile puse în prompt, ceea ce nu este deloc sigur</w:t>
       </w:r>
     </w:p>
     <w:p>
@@ -4936,7 +4921,7 @@
         </w:numPr>
       </w:pPr>
       <w:r>
-        <w:t>Soluții custom: Aplicații construite de la zero. Aici se încadrează și proiectul meu. Prin această lucrare vreau să demonstrez că dacă îți construiești propria arhitectură, ai control total asupra validării și securității.</w:t>
+        <w:t>Soluții custom: Aplicații construite de la zero. Aici se încadrează și proiectul meu. Prin această lucrare vreau să demonstrez că dacă îți construiești propria arhitectură, ai control total asupra validării și securității</w:t>
       </w:r>
     </w:p>
     <w:p>
@@ -4970,7 +4955,7 @@
         <w:t>Backend:</w:t>
       </w:r>
       <w:r>
-        <w:t xml:space="preserve"> A fost aleasă platforma ASP.NET Core 8 pe limbajul C#. Este un mediu multiplatformă foarte performant, iar natura puternic tipizată a limbajului C# asigură un strat esențial de siguranță încă de la momentul compilării.</w:t>
+        <w:t xml:space="preserve"> A fost aleasă platforma ASP.NET Core 8 pe limbajul C#. Este un mediu multiplatformă foarte performant, iar natura puternic tipizată a limbajului C# asigură un strat esențial de siguranță încă de la momentul compilării</w:t>
       </w:r>
     </w:p>
     <w:p>
@@ -4991,9 +4976,6 @@
       <w:r>
         <w:t xml:space="preserve"> Persistența datelor a fost încredințată sistemului PostgreSQL, prin intermediul ORM-ului Entity Framework Core (folosind providerul Npgsql)</w:t>
       </w:r>
-      <w:r>
-        <w:t>.</w:t>
-      </w:r>
     </w:p>
     <w:p>
       <w:pPr>
@@ -5040,7 +5022,7 @@
       </w:r>
       <w:r>
         <w:lastRenderedPageBreak/>
-        <w:t>aplicația rulează în containere Docker și are un pipeline de CI/CD făcut cu GitHub Actions.</w:t>
+        <w:t>aplicația rulează în containere Docker și are un pipeline de CI/CD făcut cu GitHub Actions</w:t>
       </w:r>
     </w:p>
     <w:p>
@@ -5235,7 +5217,7 @@
                 <w:sz w:val="20"/>
                 <w:szCs w:val="20"/>
               </w:rPr>
-              <w:t>Sistemul trebuie să permită utilizatorului introducerea unei întrebări în limbaj natural printr-o interfață web.</w:t>
+              <w:t>Sistemul trebuie să permită utilizatorului introducerea unei întrebări în limbaj natural printr-o interfață web</w:t>
             </w:r>
           </w:p>
         </w:tc>
@@ -5275,7 +5257,7 @@
                 <w:sz w:val="20"/>
                 <w:szCs w:val="20"/>
               </w:rPr>
-              <w:t>Sistemul trebuie să traducă întrebarea în limbaj natural într-o reprezentare intermediară structurată, cu ajutorul unui model lingvistic.</w:t>
+              <w:t>Sistemul trebuie să traducă întrebarea în limbaj natural într-o reprezentare intermediară structurată, cu ajutorul unui model lingvistic</w:t>
             </w:r>
           </w:p>
         </w:tc>
@@ -5315,7 +5297,7 @@
                 <w:sz w:val="20"/>
                 <w:szCs w:val="20"/>
               </w:rPr>
-              <w:t>Sistemul trebuie să valideze reprezentarea intermediară în raport cu un set de reguli de securitate înainte de orice execuție.</w:t>
+              <w:t>Sistemul trebuie să valideze reprezentarea intermediară în raport cu un set de reguli de securitate înainte de orice execuție</w:t>
             </w:r>
           </w:p>
         </w:tc>
@@ -5355,7 +5337,7 @@
                 <w:sz w:val="20"/>
                 <w:szCs w:val="20"/>
               </w:rPr>
-              <w:t>Sistemul trebuie să construiască o interogare SQL parametrizată pornind de la reprezentarea intermediară validată.</w:t>
+              <w:t>Sistemul trebuie să construiască o interogare SQL parametrizată pornind de la reprezentarea intermediară validată</w:t>
             </w:r>
           </w:p>
         </w:tc>
@@ -5395,7 +5377,7 @@
                 <w:sz w:val="20"/>
                 <w:szCs w:val="20"/>
               </w:rPr>
-              <w:t>Sistemul trebuie să execute interogarea asupra bazei de date PostgreSQL și să returneze rezultatele.</w:t>
+              <w:t>Sistemul trebuie să execute interogarea asupra bazei de date PostgreSQL și să returneze rezultatele</w:t>
             </w:r>
           </w:p>
         </w:tc>
@@ -5435,7 +5417,7 @@
                 <w:sz w:val="20"/>
                 <w:szCs w:val="20"/>
               </w:rPr>
-              <w:t>Sistemul trebuie să afișeze utilizatorului atât rezultatele tabelare, cât și interogarea SQL generată, în scop de transparență.</w:t>
+              <w:t>Sistemul trebuie să afișeze utilizatorului atât rezultatele tabelare, cât și interogarea SQL generată, în scop de transparență</w:t>
             </w:r>
           </w:p>
         </w:tc>
@@ -5475,7 +5457,7 @@
                 <w:sz w:val="20"/>
                 <w:szCs w:val="20"/>
               </w:rPr>
-              <w:t>Sistemul trebuie să afișeze un mesaj de eroare clar atunci când o intenție este respinsă ca nesigură sau invalidă.</w:t>
+              <w:t>Sistemul trebuie să afișeze un mesaj de eroare clar atunci când o intenție este respinsă ca nesigură sau invalidă</w:t>
             </w:r>
           </w:p>
         </w:tc>
@@ -5612,7 +5594,7 @@
                 <w:sz w:val="20"/>
                 <w:szCs w:val="20"/>
               </w:rPr>
-              <w:t>Sistemul nu trebuie să execute niciodată cod SQL generat direct de modelul lingvistic; orice interogare trebuie reconstruită determinist de către aplicație.</w:t>
+              <w:t>Sistemul nu trebuie să execute niciodată cod SQL generat direct de modelul lingvistic; orice interogare trebuie reconstruită determinist de către aplicație</w:t>
             </w:r>
           </w:p>
         </w:tc>
@@ -5660,7 +5642,7 @@
                 <w:szCs w:val="20"/>
               </w:rPr>
               <w:lastRenderedPageBreak/>
-              <w:t>structura bazei (INSERT, UPSERT, UPDATE, DELETE, CREATE TABLE) nu se execută decât după aprobarea explicită a utilizatorului (human-in-the-loop).</w:t>
+              <w:t>structura bazei (INSERT, UPSERT, UPDATE, DELETE, CREATE TABLE) nu se execută decât după aprobarea explicită a utilizatorului (human-in-the-loop)</w:t>
             </w:r>
           </w:p>
         </w:tc>
@@ -5701,7 +5683,7 @@
                 <w:sz w:val="20"/>
                 <w:szCs w:val="20"/>
               </w:rPr>
-              <w:t>Toate valorile provenite de la utilizator trebuie transmise bazei de date prin parametri, pentru prevenirea atacurilor de tip SQL injection.</w:t>
+              <w:t>Toate valorile provenite de la utilizator trebuie transmise bazei de date prin parametri, pentru prevenirea atacurilor de tip SQL injection</w:t>
             </w:r>
           </w:p>
         </w:tc>
@@ -5741,7 +5723,7 @@
                 <w:sz w:val="20"/>
                 <w:szCs w:val="20"/>
               </w:rPr>
-              <w:t>Sistemul trebuie să respecte o separare clară a responsabilităților pe straturi, conform principiilor Clean Architecture.</w:t>
+              <w:t>Sistemul trebuie să respecte o separare clară a responsabilităților pe straturi, conform principiilor Clean Architecture</w:t>
             </w:r>
           </w:p>
         </w:tc>
@@ -5781,7 +5763,7 @@
                 <w:sz w:val="20"/>
                 <w:szCs w:val="20"/>
               </w:rPr>
-              <w:t>Numărul de rezultate returnate trebuie limitat pentru a preveni extragerile masive care ar putea degrada performanța bazei de date.</w:t>
+              <w:t>Numărul de rezultate returnate trebuie limitat pentru a preveni extragerile masive care ar putea degrada performanța bazei de date</w:t>
             </w:r>
           </w:p>
         </w:tc>
@@ -5821,7 +5803,7 @@
                 <w:sz w:val="20"/>
                 <w:szCs w:val="20"/>
               </w:rPr>
-              <w:t>Sistemul trebuie să poată fi rulat în containere Docker, independent de mediul gazdă.</w:t>
+              <w:t>Sistemul trebuie să poată fi rulat în containere Docker, independent de mediul gazdă</w:t>
             </w:r>
           </w:p>
         </w:tc>
@@ -5861,7 +5843,7 @@
                 <w:sz w:val="20"/>
                 <w:szCs w:val="20"/>
               </w:rPr>
-              <w:t>Interfața trebuie să fie intuitivă și să ofere feedback imediat utilizatorului (stări de încărcare, mesaje de eroare).</w:t>
+              <w:t>Interfața trebuie să fie intuitivă și să ofere feedback imediat utilizatorului (stări de încărcare, mesaje de eroare)</w:t>
             </w:r>
           </w:p>
         </w:tc>
@@ -6121,7 +6103,7 @@
           <w:noProof/>
         </w:rPr>
         <w:drawing>
-          <wp:inline distT="0" distB="0" distL="0" distR="0" wp14:anchorId="13ACCD6D" wp14:editId="675194A7">
+          <wp:inline distT="0" distB="0" distL="0" distR="0" wp14:anchorId="13ACCD6D" wp14:editId="3CDA010B">
             <wp:extent cx="5724525" cy="3962400"/>
             <wp:effectExtent l="0" t="0" r="0" b="0"/>
             <wp:docPr id="4" name="Picture 4"/>
@@ -6778,9 +6760,22 @@
       <w:pPr>
         <w:pStyle w:val="Code"/>
       </w:pPr>
-      <w:r>
-        <w:t>1. Output ONLY valid JSON matching exactly this C# class structure.</w:t>
-      </w:r>
+    </w:p>
+    <w:p>
+      <w:pPr>
+        <w:pStyle w:val="Code"/>
+      </w:pPr>
+      <w:r>
+        <w:t xml:space="preserve">1. </w:t>
+      </w:r>
+      <w:r>
+        <w:t>Output ONLY valid JSON matching exactly this C# class structure.</w:t>
+      </w:r>
+    </w:p>
+    <w:p>
+      <w:pPr>
+        <w:pStyle w:val="Code"/>
+      </w:pPr>
     </w:p>
     <w:p>
       <w:pPr>
@@ -6794,9 +6789,19 @@
       <w:pPr>
         <w:pStyle w:val="Code"/>
       </w:pPr>
-      <w:r>
-        <w:t xml:space="preserve">  3. Use exact table names and column names with correct casing from the schema definition provided above. For PostgreSQL, if a column has mixed or uppercase letters, ALWAYS quote it inside functions or complex expressions.</w:t>
-      </w:r>
+    </w:p>
+    <w:p>
+      <w:pPr>
+        <w:pStyle w:val="Code"/>
+      </w:pPr>
+      <w:r>
+        <w:t>3. Use exact table names and column names with correct casing from the schema definition provided above. For PostgreSQL, if a column has mixed or uppercase letters, ALWAYS quote it inside functions or complex expressions.</w:t>
+      </w:r>
+    </w:p>
+    <w:p>
+      <w:pPr>
+        <w:pStyle w:val="Code"/>
+      </w:pPr>
     </w:p>
     <w:p>
       <w:pPr>
@@ -6810,6 +6815,11 @@
       <w:pPr>
         <w:pStyle w:val="Code"/>
       </w:pPr>
+    </w:p>
+    <w:p>
+      <w:pPr>
+        <w:pStyle w:val="Code"/>
+      </w:pPr>
       <w:r>
         <w:t>5. ALWAYS defaults to "UPSERT" instead of "INSERT" when inserting or adding data. You MUST specify "ConflictColumns" (usually the primary key like "Id") to handle duplicates. If the user asks to update specific rows, use "Action": "UPDATE" and use "SetClauses" to specify the columns to change and "WhereClauses" to target the rows. If the user asks to delete rows, use "Action": "DELETE" and use "WhereClauses".</w:t>
       </w:r>
@@ -6818,6 +6828,11 @@
       <w:pPr>
         <w:pStyle w:val="Code"/>
       </w:pPr>
+    </w:p>
+    <w:p>
+      <w:pPr>
+        <w:pStyle w:val="Code"/>
+      </w:pPr>
       <w:r>
         <w:t>6. If the user asks to create a table, use "Action": "CREATE_TABLE". Define "TableColumns" containing objects with "Name" (string), "DataType" (string like SERIAL, INTEGER, VARCHAR(255), TIMESTAMP), "IsPrimaryKey" (boolean), and "IsNullable" (boolean). If a column is a foreign key, also define "ReferencesTable" (string) and "ReferencesColumn" (string).</w:t>
       </w:r>
@@ -6826,6 +6841,11 @@
       <w:pPr>
         <w:pStyle w:val="Code"/>
       </w:pPr>
+    </w:p>
+    <w:p>
+      <w:pPr>
+        <w:pStyle w:val="Code"/>
+      </w:pPr>
       <w:r>
         <w:t>7. If the user asks to insert data (like from a CSV) for a table that DOES NOT EXIST in the schema, use "Action": "CREATE_TABLE" to generate the necessary table schema FIRST. Do NOT use "Action": "ERROR" in this case. Give the new table an appropriate name and infer the columns from the data provided.</w:t>
       </w:r>
@@ -6834,17 +6854,28 @@
       <w:pPr>
         <w:pStyle w:val="Code"/>
       </w:pPr>
-      <w:r>
-        <w:t xml:space="preserve">  8. If the query requires aggregations (MIN, MAX, AVG, SUM, COUNT), put them directly in "SelectColumns" (e.g., "COUNT(*) AS Total"). Use "GroupBy" for grouping columns. CRITICAL FOR POSTGRESQL: If you use column names inside functions or expressions, you MUST wrap the column names in double quotes and preserve case (e.g., "AVG(\"Salary\") AS AverageSalary").</w:t>
-      </w:r>
-    </w:p>
-    <w:p>
-      <w:pPr>
-        <w:pStyle w:val="Code"/>
-      </w:pPr>
-      <w:r>
-        <w:t xml:space="preserve">  9. If the query requires fetching data from multiple tables, use "Joins" arrays. Specify "Type" (INNER, LEFT), "Table", and "Condition" (e.g. "a.id = b.a_id"). You can prefix columns with table names. CRITICAL FOR POSTGRESQL: You MUST wrap both the table name and the column name in double quotes inside the "Condition" to preserve casing (e.g. "\"employees\".\"DepartmentId\" = \"departments\".\"Id\"").</w:t>
-      </w:r>
+    </w:p>
+    <w:p>
+      <w:pPr>
+        <w:pStyle w:val="Code"/>
+      </w:pPr>
+      <w:r>
+        <w:t>8. If the query requires aggregations (MIN, MAX, AVG, SUM, COUNT), put them directly in "SelectColumns" (e.g., "COUNT(*) AS Total"). Use "GroupBy" for grouping columns. CRITICAL FOR POSTGRESQL: If you use column names inside functions or expressions, you MUST wrap the column names in double quotes and preserve case (e.g., "AVG(\"Salary\") AS AverageSalary").</w:t>
+      </w:r>
+    </w:p>
+    <w:p>
+      <w:pPr>
+        <w:pStyle w:val="Code"/>
+      </w:pPr>
+      <w:r>
+        <w:lastRenderedPageBreak/>
+        <w:t>9. If the query requires fetching data from multiple tables, use "Joins" arrays. Specify "Type" (INNER, LEFT), "Table", and "Condition" (e.g. "a.id = b.a_id"). You can prefix columns with table names. CRITICAL FOR POSTGRESQL: You MUST wrap both the table name and the column name in double quotes inside the "Condition" to preserve casing (e.g. "\"employees\".\"DepartmentId\" = \"departments\".\"Id\"").</w:t>
+      </w:r>
+    </w:p>
+    <w:p>
+      <w:pPr>
+        <w:pStyle w:val="Code"/>
+      </w:pPr>
     </w:p>
     <w:p>
       <w:pPr>
@@ -6858,62 +6889,224 @@
       <w:pPr>
         <w:pStyle w:val="Code"/>
       </w:pPr>
+    </w:p>
+    <w:p>
+      <w:pPr>
+        <w:pStyle w:val="Code"/>
+      </w:pPr>
+      <w:r>
+        <w:t>11. If the user query is completely non-sensical, random text, impossible to understand, or cannot be resolved to valid SQL interactions at all, use "Action": "ERROR" and populate "ErrorDetails" with a message in Romanian explaining the issue.</w:t>
+      </w:r>
+    </w:p>
+    <w:p>
+      <w:pPr>
+        <w:pStyle w:val="Code"/>
+      </w:pPr>
+    </w:p>
+    <w:p>
+      <w:pPr>
+        <w:pStyle w:val="Code"/>
+      </w:pPr>
+      <w:r>
+        <w:t>12. MUST RETURN EXACTLY ONE JSON OBJECT. Do NOT return an array of objects.</w:t>
+      </w:r>
+    </w:p>
+    <w:p>
+      <w:pPr>
+        <w:pStyle w:val="Code"/>
+      </w:pPr>
+    </w:p>
+    <w:p>
+      <w:pPr>
+        <w:pStyle w:val="Code"/>
+      </w:pPr>
+      <w:r>
+        <w:t>13. If you need to use raw SQL expressions or database functions (like NOW(), INTERVAL, mathematical formulas) in UPDATE values or WHERE conditions, add "IsExpression": true to the corresponding SetClause or WhereClause and write the exact SQL formula inside "Value" (e.g. { "Column": "Salary", "Value": "\"Salary\" * 1.05", "IsExpression": true } or { "Column": "HireDate", "Operator": "&lt;", "Value": "NOW() - INTERVAL '10 year'", "IsExpression": true }).</w:t>
+      </w:r>
+    </w:p>
+    <w:p>
+      <w:pPr>
+        <w:pStyle w:val="Code"/>
+      </w:pPr>
+    </w:p>
+    <w:p>
+      <w:pPr>
+        <w:pStyle w:val="Code"/>
+      </w:pPr>
+      <w:r>
+        <w:t>14. If the user prompt is a retry containing an error and an AI suggestion (e.g. starts with "Cerința inițială: ... Execuția a eșuat ... Refă query-ul ținând cont de această sugestie: ..."), you MUST strictly apply the requested suggestion to your SQL generation and fix the query accordingly.</w:t>
+      </w:r>
+    </w:p>
+    <w:p>
+      <w:pPr>
+        <w:pStyle w:val="Code"/>
+      </w:pPr>
+    </w:p>
+    <w:p>
+      <w:pPr>
+        <w:pStyle w:val="Code"/>
+      </w:pPr>
+      <w:r>
+        <w:t>15. If the user explicitly asks to do a cascade delete or the UI suggests a cascade delete and the user approves it, you MUST include a "CascadeDeletes" array inside your main "DELETE" JSON containing the "DELETE" actions for the dependent child tables. If the parent delete is based on a dynamic condition (e.g. older than 7 years), the child deletes MUST use a subquery with "IsExpression": true (e.g. { "Column": "manager_id", "Operator": "IN", "Value": "(SELECT \"Id\" FROM \"employees\" WHERE \"HireDate\" &lt; NOW() - INTERVAL '7 year')", "IsExpression": true }).</w:t>
+      </w:r>
+    </w:p>
+    <w:p>
+      <w:pPr>
+        <w:ind w:firstLine="0"/>
+      </w:pPr>
+    </w:p>
+    <w:p>
+      <w:r>
+        <w:t>Un detaliu tehnic important este parametrul temperature, pe care l-am setat intenționat la valoarea 0. O temperatură zero forțează AI-ul să fie cât mai determinist posibil, oferind același răspuns previzibil de fiecare dată și eliminând improvizația. Când AI-ul returnează rezultatul, codul șterge eventualele marcaje de tip markdown (```json) și îl transformă direct în obiectul C# numit QueryIr</w:t>
+      </w:r>
+      <w:r>
+        <w:t>.</w:t>
+      </w:r>
+    </w:p>
+    <w:p>
+      <w:pPr>
+        <w:pStyle w:val="Code"/>
+      </w:pPr>
+      <w:r>
+        <w:t>var payload = new</w:t>
+      </w:r>
+    </w:p>
+    <w:p>
+      <w:pPr>
+        <w:pStyle w:val="Code"/>
+      </w:pPr>
+      <w:r>
+        <w:t>{</w:t>
+      </w:r>
+    </w:p>
+    <w:p>
+      <w:pPr>
+        <w:pStyle w:val="Code"/>
+      </w:pPr>
+      <w:r>
+        <w:t xml:space="preserve">    model = _modelName,</w:t>
+      </w:r>
+    </w:p>
+    <w:p>
+      <w:pPr>
+        <w:pStyle w:val="Code"/>
+      </w:pPr>
+      <w:r>
+        <w:t xml:space="preserve">    temperature = 0,</w:t>
+      </w:r>
+    </w:p>
+    <w:p>
+      <w:pPr>
+        <w:pStyle w:val="Code"/>
+      </w:pPr>
+      <w:r>
+        <w:t xml:space="preserve">    messages = new[]</w:t>
+      </w:r>
+    </w:p>
+    <w:p>
+      <w:pPr>
+        <w:pStyle w:val="Code"/>
+      </w:pPr>
+      <w:r>
+        <w:t xml:space="preserve">    {</w:t>
+      </w:r>
+    </w:p>
+    <w:p>
+      <w:pPr>
+        <w:pStyle w:val="Code"/>
+      </w:pPr>
+      <w:r>
+        <w:t xml:space="preserve">        new { role = "system", content = systemPrompt },</w:t>
+      </w:r>
+    </w:p>
+    <w:p>
+      <w:pPr>
+        <w:pStyle w:val="Code"/>
+      </w:pPr>
+      <w:r>
+        <w:t xml:space="preserve">        new { role = "user", content = naturalLanguageQuery }</w:t>
+      </w:r>
+    </w:p>
+    <w:p>
+      <w:pPr>
+        <w:pStyle w:val="Code"/>
+      </w:pPr>
+      <w:r>
+        <w:t xml:space="preserve">    }</w:t>
+      </w:r>
+    </w:p>
+    <w:p>
+      <w:pPr>
+        <w:pStyle w:val="Code"/>
+      </w:pPr>
+      <w:r>
+        <w:t>};</w:t>
+      </w:r>
+    </w:p>
+    <w:p>
+      <w:pPr>
+        <w:pStyle w:val="Code"/>
+      </w:pPr>
+      <w:r>
+        <w:t>// ... apel HTTP către endpoint-ul OpenAI ...</w:t>
+      </w:r>
+    </w:p>
+    <w:p>
+      <w:pPr>
+        <w:pStyle w:val="Code"/>
+      </w:pPr>
+      <w:r>
+        <w:t>if (resultJson != null &amp;&amp; resultJson.StartsWith("```json"))</w:t>
+      </w:r>
+    </w:p>
+    <w:p>
+      <w:pPr>
+        <w:pStyle w:val="Code"/>
+      </w:pPr>
+      <w:r>
+        <w:t>{</w:t>
+      </w:r>
+    </w:p>
+    <w:p>
+      <w:pPr>
+        <w:pStyle w:val="Code"/>
+      </w:pPr>
+      <w:r>
+        <w:t xml:space="preserve">    resultJson = resultJson.Replace("```json", "").Replace("```", "").Trim();</w:t>
+      </w:r>
+    </w:p>
+    <w:p>
+      <w:pPr>
+        <w:pStyle w:val="Code"/>
+      </w:pPr>
+      <w:r>
+        <w:t>}</w:t>
+      </w:r>
+    </w:p>
+    <w:p>
+      <w:pPr>
+        <w:pStyle w:val="Code"/>
+      </w:pPr>
+      <w:r>
+        <w:t>var ir = JsonSerializer.Deserialize&lt;QueryIr&gt;(resultJson ?? "{}", serializeOptions);</w:t>
+      </w:r>
+    </w:p>
+    <w:p/>
+    <w:p>
       <w:r>
         <w:lastRenderedPageBreak/>
-        <w:t>11. If the user query is completely non-sensical, random text, impossible to understand, or cannot be resolved to valid SQL interactions at all, use "Action": "ERROR" and populate "ErrorDetails" with a message in Romanian explaining the issue.</w:t>
-      </w:r>
-    </w:p>
-    <w:p>
-      <w:pPr>
-        <w:pStyle w:val="Code"/>
-      </w:pPr>
-      <w:r>
-        <w:t>12. MUST RETURN EXACTLY ONE JSON OBJECT. Do NOT return an array of objects.</w:t>
-      </w:r>
-    </w:p>
-    <w:p>
-      <w:pPr>
-        <w:pStyle w:val="Code"/>
-      </w:pPr>
-      <w:r>
-        <w:t>13. If you need to use raw SQL expressions or database functions (like NOW(), INTERVAL, mathematical formulas) in UPDATE values or WHERE conditions, add "IsExpression": true to the corresponding SetClause or WhereClause and write the exact SQL formula inside "Value" (e.g. { "Column": "Salary", "Value": "\"Salary\" * 1.05", "IsExpression": true } or { "Column": "HireDate", "Operator": "&lt;", "Value": "NOW() - INTERVAL '10 year'", "IsExpression": true }).</w:t>
-      </w:r>
-    </w:p>
-    <w:p>
-      <w:pPr>
-        <w:pStyle w:val="Code"/>
-      </w:pPr>
-      <w:r>
-        <w:t>14. If the user prompt is a retry containing an error and an AI suggestion (e.g. starts with "Cerința inițială: ... Execuția a eșuat ... Refă query-ul ținând cont de această sugestie: ..."), you MUST strictly apply the requested suggestion to your SQL generation and fix the query accordingly.</w:t>
-      </w:r>
-    </w:p>
-    <w:p>
-      <w:pPr>
-        <w:pStyle w:val="Code"/>
-      </w:pPr>
-      <w:r>
-        <w:t>15. If the user explicitly asks to do a cascade delete or the UI suggests a cascade delete and the user approves it, you MUST include a "CascadeDeletes" array inside your main "DELETE" JSON containing the "DELETE" actions for the dependent child tables. If the parent delete is based on a dynamic condition (e.g. older than 7 years), the child deletes MUST use a subquery with "IsExpression": true (e.g. { "Column": "manager_id", "Operator": "IN", "Value": "(SELECT \"Id\" FROM \"employees\" WHERE \"HireDate\" &lt; NOW() - INTERVAL '7 year')", "IsExpression": true }).</w:t>
-      </w:r>
-    </w:p>
-    <w:p>
-      <w:pPr>
-        <w:ind w:firstLine="0"/>
-      </w:pPr>
-    </w:p>
-    <w:p>
-      <w:r>
-        <w:t>Un detaliu tehnic important este parametrul temperature, pe care l-am setat intenționat la valoarea 0. O temperatură zero forțează AI-ul să fie cât mai determinist posibil, oferind același răspuns previzibil de fiecare dată și eliminând improvizația. Când AI-ul returnează rezultatul, codul șterge eventualele marcaje de tip markdown (```json) și îl transformă direct în obiectul C# numit QueryIr</w:t>
-      </w:r>
-      <w:r>
-        <w:t>.</w:t>
-      </w:r>
-    </w:p>
-    <w:p>
-      <w:pPr>
-        <w:pStyle w:val="Code"/>
-      </w:pPr>
-      <w:r>
-        <w:t>var payload = new</w:t>
+        <w:t>Această clasă QueryIr stochează acțiunea (ex: SELECT, INSERT), ce coloane se extrag, pe ce tabele se fac join-urile, valorile condițiilor de filtrare și cum se sortează datele. Structura ei este definită astfel</w:t>
+      </w:r>
+      <w:r>
+        <w:t>:</w:t>
+      </w:r>
+    </w:p>
+    <w:p>
+      <w:pPr>
+        <w:pStyle w:val="Code"/>
+      </w:pPr>
+      <w:r>
+        <w:t>public class QueryIr</w:t>
       </w:r>
     </w:p>
     <w:p>
@@ -6929,79 +7122,137 @@
         <w:pStyle w:val="Code"/>
       </w:pPr>
       <w:r>
-        <w:t xml:space="preserve">    model = _modelName,</w:t>
-      </w:r>
-    </w:p>
-    <w:p>
-      <w:pPr>
-        <w:pStyle w:val="Code"/>
-      </w:pPr>
-      <w:r>
-        <w:t xml:space="preserve">    temperature = 0,</w:t>
-      </w:r>
-    </w:p>
-    <w:p>
-      <w:pPr>
-        <w:pStyle w:val="Code"/>
-      </w:pPr>
-      <w:r>
-        <w:t xml:space="preserve">    messages = new[]</w:t>
-      </w:r>
-    </w:p>
-    <w:p>
-      <w:pPr>
-        <w:pStyle w:val="Code"/>
-      </w:pPr>
-      <w:r>
-        <w:t xml:space="preserve">    {</w:t>
-      </w:r>
-    </w:p>
-    <w:p>
-      <w:pPr>
-        <w:pStyle w:val="Code"/>
-      </w:pPr>
-      <w:r>
-        <w:t xml:space="preserve">        new { role = "system", content = systemPrompt },</w:t>
-      </w:r>
-    </w:p>
-    <w:p>
-      <w:pPr>
-        <w:pStyle w:val="Code"/>
-      </w:pPr>
-      <w:r>
-        <w:t xml:space="preserve">        new { role = "user", content = naturalLanguageQuery }</w:t>
-      </w:r>
-    </w:p>
-    <w:p>
-      <w:pPr>
-        <w:pStyle w:val="Code"/>
-      </w:pPr>
-      <w:r>
-        <w:t xml:space="preserve">    }</w:t>
-      </w:r>
-    </w:p>
-    <w:p>
-      <w:pPr>
-        <w:pStyle w:val="Code"/>
-      </w:pPr>
-      <w:r>
-        <w:t>};</w:t>
-      </w:r>
-    </w:p>
-    <w:p>
-      <w:pPr>
-        <w:pStyle w:val="Code"/>
-      </w:pPr>
-      <w:r>
-        <w:t>// ... apel HTTP către endpoint-ul OpenAI ...</w:t>
-      </w:r>
-    </w:p>
-    <w:p>
-      <w:pPr>
-        <w:pStyle w:val="Code"/>
-      </w:pPr>
-      <w:r>
-        <w:t>if (resultJson != null &amp;&amp; resultJson.StartsWith("```json"))</w:t>
+        <w:t xml:space="preserve">    public string Action { get; set; } = "SELECT";</w:t>
+      </w:r>
+    </w:p>
+    <w:p>
+      <w:pPr>
+        <w:pStyle w:val="Code"/>
+      </w:pPr>
+      <w:r>
+        <w:t xml:space="preserve">    public string Table { get; set; } = string.Empty;</w:t>
+      </w:r>
+    </w:p>
+    <w:p>
+      <w:pPr>
+        <w:pStyle w:val="Code"/>
+      </w:pPr>
+      <w:r>
+        <w:t xml:space="preserve">    public List&lt;string&gt; SelectColumns { get; set; } = new();</w:t>
+      </w:r>
+    </w:p>
+    <w:p>
+      <w:pPr>
+        <w:pStyle w:val="Code"/>
+      </w:pPr>
+      <w:r>
+        <w:t xml:space="preserve">    public List&lt;JoinClause&gt; Joins { get; set; } = new();</w:t>
+      </w:r>
+    </w:p>
+    <w:p>
+      <w:pPr>
+        <w:pStyle w:val="Code"/>
+      </w:pPr>
+      <w:r>
+        <w:t xml:space="preserve">    public List&lt;WhereClause&gt; WhereClauses { get; set; } = new();</w:t>
+      </w:r>
+    </w:p>
+    <w:p>
+      <w:pPr>
+        <w:pStyle w:val="Code"/>
+      </w:pPr>
+      <w:r>
+        <w:t xml:space="preserve">    public List&lt;string&gt; GroupBy { get; set; } = new();</w:t>
+      </w:r>
+    </w:p>
+    <w:p>
+      <w:pPr>
+        <w:pStyle w:val="Code"/>
+      </w:pPr>
+      <w:r>
+        <w:t xml:space="preserve">    public List&lt;QueryIr&gt; Unions { get; set; } = new();</w:t>
+      </w:r>
+    </w:p>
+    <w:p>
+      <w:pPr>
+        <w:pStyle w:val="Code"/>
+      </w:pPr>
+      <w:r>
+        <w:t xml:space="preserve">    public List&lt;OrderClause&gt; OrderClauses { get; set; } = new();</w:t>
+      </w:r>
+    </w:p>
+    <w:p>
+      <w:pPr>
+        <w:pStyle w:val="Code"/>
+      </w:pPr>
+      <w:r>
+        <w:t xml:space="preserve">    public int? Limit { get; set; }</w:t>
+      </w:r>
+    </w:p>
+    <w:p>
+      <w:pPr>
+        <w:pStyle w:val="Code"/>
+      </w:pPr>
+    </w:p>
+    <w:p>
+      <w:pPr>
+        <w:pStyle w:val="Code"/>
+      </w:pPr>
+      <w:r>
+        <w:t xml:space="preserve">    // Campuri folosite de operatiile de scriere:</w:t>
+      </w:r>
+    </w:p>
+    <w:p>
+      <w:pPr>
+        <w:pStyle w:val="Code"/>
+      </w:pPr>
+      <w:r>
+        <w:t xml:space="preserve">    public List&lt;string&gt; InsertColumns { get; set; } = new();</w:t>
+      </w:r>
+    </w:p>
+    <w:p>
+      <w:pPr>
+        <w:pStyle w:val="Code"/>
+      </w:pPr>
+      <w:r>
+        <w:t xml:space="preserve">    public List&lt;List&lt;object&gt;&gt; InsertValues { get; set; } = new();</w:t>
+      </w:r>
+    </w:p>
+    <w:p>
+      <w:pPr>
+        <w:pStyle w:val="Code"/>
+      </w:pPr>
+      <w:r>
+        <w:t xml:space="preserve">    public List&lt;SetClause&gt; SetClauses { get; set; } = new();</w:t>
+      </w:r>
+    </w:p>
+    <w:p>
+      <w:pPr>
+        <w:pStyle w:val="Code"/>
+      </w:pPr>
+      <w:r>
+        <w:t xml:space="preserve">    public List&lt;ColumnDefinition&gt; TableColumns { get; set; } = new();</w:t>
+      </w:r>
+    </w:p>
+    <w:p>
+      <w:pPr>
+        <w:pStyle w:val="Code"/>
+      </w:pPr>
+      <w:r>
+        <w:t>}</w:t>
+      </w:r>
+    </w:p>
+    <w:p>
+      <w:pPr>
+        <w:pStyle w:val="Code"/>
+      </w:pPr>
+    </w:p>
+    <w:p>
+      <w:pPr>
+        <w:pStyle w:val="Code"/>
+      </w:pPr>
+      <w:r>
+        <w:t>public class WhereClause</w:t>
       </w:r>
     </w:p>
     <w:p>
@@ -7017,7 +7268,31 @@
         <w:pStyle w:val="Code"/>
       </w:pPr>
       <w:r>
-        <w:t xml:space="preserve">    resultJson = resultJson.Replace("```json", "").Replace("```", "").Trim();</w:t>
+        <w:t xml:space="preserve">    public string Column { get; set; } = string.Empty;</w:t>
+      </w:r>
+    </w:p>
+    <w:p>
+      <w:pPr>
+        <w:pStyle w:val="Code"/>
+      </w:pPr>
+      <w:r>
+        <w:t xml:space="preserve">    public string Operator { get; set; } = string.Empty;</w:t>
+      </w:r>
+    </w:p>
+    <w:p>
+      <w:pPr>
+        <w:pStyle w:val="Code"/>
+      </w:pPr>
+      <w:r>
+        <w:t xml:space="preserve">    public object Value { get; set; } = string.Empty;</w:t>
+      </w:r>
+    </w:p>
+    <w:p>
+      <w:pPr>
+        <w:pStyle w:val="Code"/>
+      </w:pPr>
+      <w:r>
+        <w:t xml:space="preserve">    public bool IsExpression { get; set; } = false;</w:t>
       </w:r>
     </w:p>
     <w:p>
@@ -7032,352 +7307,132 @@
       <w:pPr>
         <w:pStyle w:val="Code"/>
       </w:pPr>
-      <w:r>
-        <w:t>var ir = JsonSerializer.Deserialize&lt;QueryIr&gt;(resultJson ?? "{}", serializeOptions);</w:t>
+    </w:p>
+    <w:p>
+      <w:pPr>
+        <w:pStyle w:val="Code"/>
+      </w:pPr>
+      <w:r>
+        <w:t>public class OrderClause</w:t>
+      </w:r>
+    </w:p>
+    <w:p>
+      <w:pPr>
+        <w:pStyle w:val="Code"/>
+      </w:pPr>
+      <w:r>
+        <w:t>{</w:t>
+      </w:r>
+    </w:p>
+    <w:p>
+      <w:pPr>
+        <w:pStyle w:val="Code"/>
+      </w:pPr>
+      <w:r>
+        <w:t xml:space="preserve">    public string Column { get; set; } = string.Empty;</w:t>
+      </w:r>
+    </w:p>
+    <w:p>
+      <w:pPr>
+        <w:pStyle w:val="Code"/>
+      </w:pPr>
+      <w:r>
+        <w:t xml:space="preserve">    public string Direction { get; set; } = "ASC";</w:t>
+      </w:r>
+    </w:p>
+    <w:p>
+      <w:pPr>
+        <w:pStyle w:val="Code"/>
+      </w:pPr>
+      <w:r>
+        <w:t>}</w:t>
+      </w:r>
+    </w:p>
+    <w:p>
+      <w:pPr>
+        <w:pStyle w:val="Heading2"/>
+      </w:pPr>
+      <w:bookmarkStart w:id="21" w:name="_Toc231572988"/>
+      <w:r>
+        <w:t>4.4 Motorul de validare</w:t>
+      </w:r>
+      <w:bookmarkEnd w:id="21"/>
+    </w:p>
+    <w:p>
+      <w:r>
+        <w:t>Motorul de validare este componenta care transformă promisiunea de securitate într-o garanție efectivă. Spre deosebire de prompt-ul de sistem, care doar „roagă” modelul să se comporte corect, motorul de validare aplică reguli deterministe care nu pot fi ocolite prin manipularea modelului. Acesta este punctul în care controlul trece definitiv din mâinile sistemului probabilistic în cele ale codului determinist.</w:t>
+      </w:r>
+    </w:p>
+    <w:p>
+      <w:r>
+        <w:t>Prima regulă verifică tabela țintă: aceasta trebuie să existe efectiv în schema bazei de date. Verificarea este realizată dinamic, prin interogarea metadatelor PostgreSQL (information_schema.columns), astfel încât orice tabelă reală devine automat o țintă validă, iar orice nume inexistent (sau halucinat de model) este respins. Pentru operația de creare a unei tabele noi (CREATE TABLE), regula este adaptată corespunzător: se verifică doar prezența unor definiții de coloane valide.</w:t>
+      </w:r>
+    </w:p>
+    <w:p>
+      <w:pPr>
+        <w:pStyle w:val="Code"/>
+      </w:pPr>
+      <w:r>
+        <w:t>// Tabela tinta trebuie sa existe in schema reala a bazei de date;</w:t>
+      </w:r>
+    </w:p>
+    <w:p>
+      <w:pPr>
+        <w:pStyle w:val="Code"/>
+      </w:pPr>
+      <w:r>
+        <w:lastRenderedPageBreak/>
+        <w:t>// coloanele valide sunt citite dinamic din information_schema.</w:t>
+      </w:r>
+    </w:p>
+    <w:p>
+      <w:pPr>
+        <w:pStyle w:val="Code"/>
+      </w:pPr>
+      <w:r>
+        <w:t>command.CommandText =</w:t>
+      </w:r>
+    </w:p>
+    <w:p>
+      <w:pPr>
+        <w:pStyle w:val="Code"/>
+      </w:pPr>
+      <w:r>
+        <w:t xml:space="preserve">    "SELECT column_name FROM information_schema.columns WHERE table_name = @tableName;";</w:t>
+      </w:r>
+    </w:p>
+    <w:p>
+      <w:pPr>
+        <w:pStyle w:val="Code"/>
+      </w:pPr>
+      <w:r>
+        <w:t>// ... se executa interogarea si se populeaza multimea 'validColumns' ...</w:t>
+      </w:r>
+    </w:p>
+    <w:p>
+      <w:pPr>
+        <w:pStyle w:val="Code"/>
+      </w:pPr>
+    </w:p>
+    <w:p>
+      <w:pPr>
+        <w:pStyle w:val="Code"/>
+      </w:pPr>
+      <w:r>
+        <w:t>if (!tableExists)</w:t>
+      </w:r>
+    </w:p>
+    <w:p>
+      <w:pPr>
+        <w:pStyle w:val="Code"/>
+      </w:pPr>
+      <w:r>
+        <w:t xml:space="preserve">    return (false, "The target table is not configured within the secure domain contexts.");</w:t>
       </w:r>
     </w:p>
     <w:p/>
     <w:p>
       <w:r>
-        <w:t>Această clasă QueryIr stochează acțiunea (ex: SELECT, INSERT), ce coloane se extrag, pe ce tabele se fac join-urile, valorile condițiilor de filtrare și cum se sortează datele. Structura ei este definită astfel</w:t>
-      </w:r>
-      <w:r>
-        <w:t>:</w:t>
-      </w:r>
-    </w:p>
-    <w:p>
-      <w:pPr>
-        <w:pStyle w:val="Code"/>
-      </w:pPr>
-      <w:r>
-        <w:t>public class QueryIr</w:t>
-      </w:r>
-    </w:p>
-    <w:p>
-      <w:pPr>
-        <w:pStyle w:val="Code"/>
-      </w:pPr>
-      <w:r>
-        <w:t>{</w:t>
-      </w:r>
-    </w:p>
-    <w:p>
-      <w:pPr>
-        <w:pStyle w:val="Code"/>
-      </w:pPr>
-      <w:r>
-        <w:t xml:space="preserve">    public string Action { get; set; } = "SELECT";</w:t>
-      </w:r>
-    </w:p>
-    <w:p>
-      <w:pPr>
-        <w:pStyle w:val="Code"/>
-      </w:pPr>
-      <w:r>
-        <w:t xml:space="preserve">    public string Table { get; set; } = string.Empty;</w:t>
-      </w:r>
-    </w:p>
-    <w:p>
-      <w:pPr>
-        <w:pStyle w:val="Code"/>
-      </w:pPr>
-      <w:r>
-        <w:t xml:space="preserve">    public List&lt;string&gt; SelectColumns { get; set; } = new();</w:t>
-      </w:r>
-    </w:p>
-    <w:p>
-      <w:pPr>
-        <w:pStyle w:val="Code"/>
-      </w:pPr>
-      <w:r>
-        <w:t xml:space="preserve">    public List&lt;JoinClause&gt; Joins { get; set; } = new();</w:t>
-      </w:r>
-    </w:p>
-    <w:p>
-      <w:pPr>
-        <w:pStyle w:val="Code"/>
-      </w:pPr>
-      <w:r>
-        <w:t xml:space="preserve">    public List&lt;WhereClause&gt; WhereClauses { get; set; } = new();</w:t>
-      </w:r>
-    </w:p>
-    <w:p>
-      <w:pPr>
-        <w:pStyle w:val="Code"/>
-      </w:pPr>
-      <w:r>
-        <w:lastRenderedPageBreak/>
-        <w:t xml:space="preserve">    public List&lt;string&gt; GroupBy { get; set; } = new();</w:t>
-      </w:r>
-    </w:p>
-    <w:p>
-      <w:pPr>
-        <w:pStyle w:val="Code"/>
-      </w:pPr>
-      <w:r>
-        <w:t xml:space="preserve">    public List&lt;QueryIr&gt; Unions { get; set; } = new();</w:t>
-      </w:r>
-    </w:p>
-    <w:p>
-      <w:pPr>
-        <w:pStyle w:val="Code"/>
-      </w:pPr>
-      <w:r>
-        <w:t xml:space="preserve">    public List&lt;OrderClause&gt; OrderClauses { get; set; } = new();</w:t>
-      </w:r>
-    </w:p>
-    <w:p>
-      <w:pPr>
-        <w:pStyle w:val="Code"/>
-      </w:pPr>
-      <w:r>
-        <w:t xml:space="preserve">    public int? Limit { get; set; }</w:t>
-      </w:r>
-    </w:p>
-    <w:p>
-      <w:pPr>
-        <w:pStyle w:val="Code"/>
-      </w:pPr>
-    </w:p>
-    <w:p>
-      <w:pPr>
-        <w:pStyle w:val="Code"/>
-      </w:pPr>
-      <w:r>
-        <w:t xml:space="preserve">    // Campuri folosite de operatiile de scriere:</w:t>
-      </w:r>
-    </w:p>
-    <w:p>
-      <w:pPr>
-        <w:pStyle w:val="Code"/>
-      </w:pPr>
-      <w:r>
-        <w:t xml:space="preserve">    public List&lt;string&gt; InsertColumns { get; set; } = new();</w:t>
-      </w:r>
-    </w:p>
-    <w:p>
-      <w:pPr>
-        <w:pStyle w:val="Code"/>
-      </w:pPr>
-      <w:r>
-        <w:t xml:space="preserve">    public List&lt;List&lt;object&gt;&gt; InsertValues { get; set; } = new();</w:t>
-      </w:r>
-    </w:p>
-    <w:p>
-      <w:pPr>
-        <w:pStyle w:val="Code"/>
-      </w:pPr>
-      <w:r>
-        <w:t xml:space="preserve">    public List&lt;SetClause&gt; SetClauses { get; set; } = new();</w:t>
-      </w:r>
-    </w:p>
-    <w:p>
-      <w:pPr>
-        <w:pStyle w:val="Code"/>
-      </w:pPr>
-      <w:r>
-        <w:t xml:space="preserve">    public List&lt;ColumnDefinition&gt; TableColumns { get; set; } = new();</w:t>
-      </w:r>
-    </w:p>
-    <w:p>
-      <w:pPr>
-        <w:pStyle w:val="Code"/>
-      </w:pPr>
-      <w:r>
-        <w:t>}</w:t>
-      </w:r>
-    </w:p>
-    <w:p>
-      <w:pPr>
-        <w:pStyle w:val="Code"/>
-      </w:pPr>
-    </w:p>
-    <w:p>
-      <w:pPr>
-        <w:pStyle w:val="Code"/>
-      </w:pPr>
-      <w:r>
-        <w:t>public class WhereClause</w:t>
-      </w:r>
-    </w:p>
-    <w:p>
-      <w:pPr>
-        <w:pStyle w:val="Code"/>
-      </w:pPr>
-      <w:r>
-        <w:t>{</w:t>
-      </w:r>
-    </w:p>
-    <w:p>
-      <w:pPr>
-        <w:pStyle w:val="Code"/>
-      </w:pPr>
-      <w:r>
-        <w:t xml:space="preserve">    public string Column { get; set; } = string.Empty;</w:t>
-      </w:r>
-    </w:p>
-    <w:p>
-      <w:pPr>
-        <w:pStyle w:val="Code"/>
-      </w:pPr>
-      <w:r>
-        <w:t xml:space="preserve">    public string Operator { get; set; } = string.Empty;</w:t>
-      </w:r>
-    </w:p>
-    <w:p>
-      <w:pPr>
-        <w:pStyle w:val="Code"/>
-      </w:pPr>
-      <w:r>
-        <w:t xml:space="preserve">    public object Value { get; set; } = string.Empty;</w:t>
-      </w:r>
-    </w:p>
-    <w:p>
-      <w:pPr>
-        <w:pStyle w:val="Code"/>
-      </w:pPr>
-      <w:r>
-        <w:t xml:space="preserve">    public bool IsExpression { get; set; } = false;</w:t>
-      </w:r>
-    </w:p>
-    <w:p>
-      <w:pPr>
-        <w:pStyle w:val="Code"/>
-      </w:pPr>
-      <w:r>
-        <w:t>}</w:t>
-      </w:r>
-    </w:p>
-    <w:p>
-      <w:pPr>
-        <w:pStyle w:val="Code"/>
-      </w:pPr>
-    </w:p>
-    <w:p>
-      <w:pPr>
-        <w:pStyle w:val="Code"/>
-      </w:pPr>
-      <w:r>
-        <w:t>public class OrderClause</w:t>
-      </w:r>
-    </w:p>
-    <w:p>
-      <w:pPr>
-        <w:pStyle w:val="Code"/>
-      </w:pPr>
-      <w:r>
-        <w:t>{</w:t>
-      </w:r>
-    </w:p>
-    <w:p>
-      <w:pPr>
-        <w:pStyle w:val="Code"/>
-      </w:pPr>
-      <w:r>
-        <w:t xml:space="preserve">    public string Column { get; set; } = string.Empty;</w:t>
-      </w:r>
-    </w:p>
-    <w:p>
-      <w:pPr>
-        <w:pStyle w:val="Code"/>
-      </w:pPr>
-      <w:r>
-        <w:t xml:space="preserve">    public string Direction { get; set; } = "ASC";</w:t>
-      </w:r>
-    </w:p>
-    <w:p>
-      <w:pPr>
-        <w:pStyle w:val="Code"/>
-      </w:pPr>
-      <w:r>
-        <w:t>}</w:t>
-      </w:r>
-    </w:p>
-    <w:p>
-      <w:pPr>
-        <w:pStyle w:val="Heading2"/>
-      </w:pPr>
-      <w:bookmarkStart w:id="21" w:name="_Toc231572988"/>
-      <w:r>
-        <w:t>4.4 Motorul de validare</w:t>
-      </w:r>
-      <w:bookmarkEnd w:id="21"/>
-    </w:p>
-    <w:p>
-      <w:r>
-        <w:t>Motorul de validare este componenta care transformă promisiunea de securitate într-o garanție efectivă. Spre deosebire de prompt-ul de sistem, care doar „roagă” modelul să se comporte corect, motorul de validare aplică reguli deterministe care nu pot fi ocolite prin manipularea modelului. Acesta este punctul în care controlul trece definitiv din mâinile sistemului probabilistic în cele ale codului determinist.</w:t>
-      </w:r>
-    </w:p>
-    <w:p>
-      <w:r>
-        <w:t>Prima regulă verifică tabela țintă: aceasta trebuie să existe efectiv în schema bazei de date. Verificarea este realizată dinamic, prin interogarea metadatelor PostgreSQL (information_schema.columns), astfel încât orice tabelă reală devine automat o țintă validă, iar orice nume inexistent (sau halucinat de model) este respins. Pentru operația de creare a unei tabele noi (CREATE TABLE), regula este adaptată corespunzător: se verifică doar prezența unor definiții de coloane valide.</w:t>
-      </w:r>
-    </w:p>
-    <w:p>
-      <w:pPr>
-        <w:pStyle w:val="Code"/>
-      </w:pPr>
-      <w:r>
-        <w:t>// Tabela tinta trebuie sa existe in schema reala a bazei de date;</w:t>
-      </w:r>
-    </w:p>
-    <w:p>
-      <w:pPr>
-        <w:pStyle w:val="Code"/>
-      </w:pPr>
-      <w:r>
-        <w:t>// coloanele valide sunt citite dinamic din information_schema.</w:t>
-      </w:r>
-    </w:p>
-    <w:p>
-      <w:pPr>
-        <w:pStyle w:val="Code"/>
-      </w:pPr>
-      <w:r>
-        <w:t>command.CommandText =</w:t>
-      </w:r>
-    </w:p>
-    <w:p>
-      <w:pPr>
-        <w:pStyle w:val="Code"/>
-      </w:pPr>
-      <w:r>
-        <w:t xml:space="preserve">    "SELECT column_name FROM information_schema.columns WHERE table_name = @tableName;";</w:t>
-      </w:r>
-    </w:p>
-    <w:p>
-      <w:pPr>
-        <w:pStyle w:val="Code"/>
-      </w:pPr>
-      <w:r>
-        <w:t>// ... se executa interogarea si se populeaza multimea 'validColumns' ...</w:t>
-      </w:r>
-    </w:p>
-    <w:p>
-      <w:pPr>
-        <w:pStyle w:val="Code"/>
-      </w:pPr>
-    </w:p>
-    <w:p>
-      <w:pPr>
-        <w:pStyle w:val="Code"/>
-      </w:pPr>
-      <w:r>
-        <w:t>if (!tableExists)</w:t>
-      </w:r>
-    </w:p>
-    <w:p>
-      <w:pPr>
-        <w:pStyle w:val="Code"/>
-      </w:pPr>
-      <w:r>
-        <w:t xml:space="preserve">    return (false, "The target table is not configured within the secure domain contexts.");</w:t>
-      </w:r>
-    </w:p>
-    <w:p/>
-    <w:p>
-      <w:r>
-        <w:lastRenderedPageBreak/>
         <w:t>A doua categorie de verificări vizează coloanele: fiecare coloană menționată în clauzele SELECT, WHERE sau ORDER BY trebuie să existe efectiv în schema tabelei. Astfel, dacă modelul „halucinează” o coloană inexistentă, interogarea este respinsă înainte de a ajunge la baza de date. A treia verificare aplică o listă albă de operatori: numai operatorii considerați siguri sunt acceptați în clauzele de filtrare.</w:t>
       </w:r>
     </w:p>
@@ -7725,7 +7780,11 @@
     </w:p>
     <w:p>
       <w:r>
-        <w:t>Dacă fișierul JSON a trecut de regulile de mai sus, el ajunge în constructor. Aici obiectul C# este transformat într-o comandă SQL executabilă. Un detaliu critic este felul în care tratez condițiile din interogări (WHERE). În loc să iau valoarea scrisă de utilizator și să o adaug direct în codul SQL (lucru care duce la breșe de securitate), o înlocuiesc cu un marcaj (@p0, @p1). Valorile efective sunt trimise separat către baza de date</w:t>
+        <w:t xml:space="preserve">Dacă fișierul JSON a trecut de regulile de mai sus, el ajunge în constructor. Aici obiectul C# este transformat într-o comandă SQL executabilă. Un detaliu critic este felul în care tratez condițiile din interogări (WHERE). În loc să iau valoarea scrisă de utilizator și să </w:t>
+      </w:r>
+      <w:r>
+        <w:lastRenderedPageBreak/>
+        <w:t>o adaug direct în codul SQL (lucru care duce la breșe de securitate), o înlocuiesc cu un marcaj (@p0, @p1). Valorile efective sunt trimise separat către baza de date</w:t>
       </w:r>
       <w:r>
         <w:t>.</w:t>
@@ -7834,384 +7893,384 @@
         <w:rPr>
           <w:lang w:val="en-US"/>
         </w:rPr>
+        <w:t xml:space="preserve">    for (int i = 0; i &lt; ir.WhereClauses.Count; i++)</w:t>
+      </w:r>
+    </w:p>
+    <w:p>
+      <w:pPr>
+        <w:pStyle w:val="Code"/>
+        <w:rPr>
+          <w:lang w:val="en-US"/>
+        </w:rPr>
+      </w:pPr>
+      <w:r>
+        <w:rPr>
+          <w:lang w:val="en-US"/>
+        </w:rPr>
+        <w:t xml:space="preserve">    {</w:t>
+      </w:r>
+    </w:p>
+    <w:p>
+      <w:pPr>
+        <w:pStyle w:val="Code"/>
+        <w:rPr>
+          <w:lang w:val="en-US"/>
+        </w:rPr>
+      </w:pPr>
+      <w:r>
+        <w:rPr>
+          <w:lang w:val="en-US"/>
+        </w:rPr>
+        <w:t xml:space="preserve">        var clause = ir.WhereClauses[i];</w:t>
+      </w:r>
+    </w:p>
+    <w:p>
+      <w:pPr>
+        <w:pStyle w:val="Code"/>
+        <w:rPr>
+          <w:lang w:val="en-US"/>
+        </w:rPr>
+      </w:pPr>
+      <w:r>
+        <w:rPr>
+          <w:lang w:val="en-US"/>
+        </w:rPr>
+        <w:t xml:space="preserve">        if (i &gt; 0) sqlBuilder.Append(" AND ");</w:t>
+      </w:r>
+    </w:p>
+    <w:p>
+      <w:pPr>
+        <w:pStyle w:val="Code"/>
+        <w:rPr>
+          <w:lang w:val="en-US"/>
+        </w:rPr>
+      </w:pPr>
+    </w:p>
+    <w:p>
+      <w:pPr>
+        <w:pStyle w:val="Code"/>
+        <w:rPr>
+          <w:lang w:val="en-US"/>
+        </w:rPr>
+      </w:pPr>
+      <w:r>
+        <w:rPr>
+          <w:lang w:val="en-US"/>
+        </w:rPr>
+        <w:t xml:space="preserve">        var colName = QuoteIdentifier(clause.Column);</w:t>
+      </w:r>
+    </w:p>
+    <w:p>
+      <w:pPr>
+        <w:pStyle w:val="Code"/>
+        <w:rPr>
+          <w:lang w:val="en-US"/>
+        </w:rPr>
+      </w:pPr>
+    </w:p>
+    <w:p>
+      <w:pPr>
+        <w:pStyle w:val="Code"/>
+        <w:rPr>
+          <w:lang w:val="en-US"/>
+        </w:rPr>
+      </w:pPr>
+      <w:r>
+        <w:rPr>
+          <w:lang w:val="en-US"/>
+        </w:rPr>
+        <w:t xml:space="preserve">        if (clause.IsExpression)</w:t>
+      </w:r>
+    </w:p>
+    <w:p>
+      <w:pPr>
+        <w:pStyle w:val="Code"/>
+        <w:rPr>
+          <w:lang w:val="en-US"/>
+        </w:rPr>
+      </w:pPr>
+      <w:r>
+        <w:rPr>
+          <w:lang w:val="en-US"/>
+        </w:rPr>
+        <w:t xml:space="preserve">        {</w:t>
+      </w:r>
+    </w:p>
+    <w:p>
+      <w:pPr>
+        <w:pStyle w:val="Code"/>
+        <w:rPr>
+          <w:lang w:val="en-US"/>
+        </w:rPr>
+      </w:pPr>
+      <w:r>
+        <w:rPr>
+          <w:lang w:val="en-US"/>
+        </w:rPr>
+        <w:t xml:space="preserve">            // Expresie SQL bruta (ex. NOW() - INTERVAL '7 year'), validata in prealabil cu lista alba (SqlExpressionGuard)</w:t>
+      </w:r>
+    </w:p>
+    <w:p>
+      <w:pPr>
+        <w:pStyle w:val="Code"/>
+        <w:rPr>
+          <w:lang w:val="en-US"/>
+        </w:rPr>
+      </w:pPr>
+      <w:r>
+        <w:rPr>
+          <w:lang w:val="en-US"/>
+        </w:rPr>
+        <w:t xml:space="preserve">            var valStr = clause.Value?.ToString() ?? "NULL";</w:t>
+      </w:r>
+    </w:p>
+    <w:p>
+      <w:pPr>
+        <w:pStyle w:val="Code"/>
+        <w:rPr>
+          <w:lang w:val="en-US"/>
+        </w:rPr>
+      </w:pPr>
+      <w:r>
+        <w:rPr>
+          <w:lang w:val="en-US"/>
+        </w:rPr>
+        <w:t xml:space="preserve">            sqlBuilder.Append($"{colName} {clause.Operator} {valStr}");</w:t>
+      </w:r>
+    </w:p>
+    <w:p>
+      <w:pPr>
+        <w:pStyle w:val="Code"/>
+        <w:rPr>
+          <w:lang w:val="en-US"/>
+        </w:rPr>
+      </w:pPr>
+      <w:r>
+        <w:rPr>
+          <w:lang w:val="en-US"/>
+        </w:rPr>
+        <w:t xml:space="preserve">        }</w:t>
+      </w:r>
+    </w:p>
+    <w:p>
+      <w:pPr>
+        <w:pStyle w:val="Code"/>
+        <w:rPr>
+          <w:lang w:val="en-US"/>
+        </w:rPr>
+      </w:pPr>
+      <w:r>
+        <w:rPr>
+          <w:lang w:val="en-US"/>
+        </w:rPr>
+        <w:t xml:space="preserve">        else</w:t>
+      </w:r>
+    </w:p>
+    <w:p>
+      <w:pPr>
+        <w:pStyle w:val="Code"/>
+        <w:rPr>
+          <w:lang w:val="en-US"/>
+        </w:rPr>
+      </w:pPr>
+      <w:r>
+        <w:rPr>
+          <w:lang w:val="en-US"/>
+        </w:rPr>
+        <w:t xml:space="preserve">        {</w:t>
+      </w:r>
+    </w:p>
+    <w:p>
+      <w:pPr>
+        <w:pStyle w:val="Code"/>
+        <w:rPr>
+          <w:lang w:val="en-US"/>
+        </w:rPr>
+      </w:pPr>
+      <w:r>
+        <w:rPr>
+          <w:lang w:val="en-US"/>
+        </w:rPr>
+        <w:t xml:space="preserve">            var paramName = $"@p{offset++}";</w:t>
+      </w:r>
+    </w:p>
+    <w:p>
+      <w:pPr>
+        <w:pStyle w:val="Code"/>
+        <w:rPr>
+          <w:lang w:val="en-US"/>
+        </w:rPr>
+      </w:pPr>
+      <w:r>
+        <w:rPr>
+          <w:lang w:val="en-US"/>
+        </w:rPr>
+        <w:t xml:space="preserve">            sqlBuilder.Append($"{colName} {clause.Operator} {paramName}");</w:t>
+      </w:r>
+    </w:p>
+    <w:p>
+      <w:pPr>
+        <w:pStyle w:val="Code"/>
+        <w:rPr>
+          <w:lang w:val="en-US"/>
+        </w:rPr>
+      </w:pPr>
+      <w:r>
+        <w:rPr>
+          <w:lang w:val="en-US"/>
+        </w:rPr>
+        <w:t xml:space="preserve">            parameters.Add(paramName, GetValue(clause.Value));</w:t>
+      </w:r>
+    </w:p>
+    <w:p>
+      <w:pPr>
+        <w:pStyle w:val="Code"/>
+        <w:rPr>
+          <w:lang w:val="en-US"/>
+        </w:rPr>
+      </w:pPr>
+      <w:r>
+        <w:rPr>
+          <w:lang w:val="en-US"/>
+        </w:rPr>
+        <w:t xml:space="preserve">        }</w:t>
+      </w:r>
+    </w:p>
+    <w:p>
+      <w:pPr>
+        <w:pStyle w:val="Code"/>
+        <w:rPr>
+          <w:lang w:val="en-US"/>
+        </w:rPr>
+      </w:pPr>
+      <w:r>
+        <w:rPr>
+          <w:lang w:val="en-US"/>
+        </w:rPr>
+        <w:t xml:space="preserve">    }</w:t>
+      </w:r>
+    </w:p>
+    <w:p>
+      <w:pPr>
+        <w:pStyle w:val="Code"/>
+        <w:rPr>
+          <w:lang w:val="en-US"/>
+        </w:rPr>
+      </w:pPr>
+      <w:r>
+        <w:rPr>
+          <w:lang w:val="en-US"/>
+        </w:rPr>
+        <w:t xml:space="preserve">    return offset;</w:t>
+      </w:r>
+    </w:p>
+    <w:p>
+      <w:pPr>
+        <w:pStyle w:val="Code"/>
+        <w:rPr>
+          <w:lang w:val="en-US"/>
+        </w:rPr>
+      </w:pPr>
+      <w:r>
+        <w:rPr>
+          <w:lang w:val="en-US"/>
+        </w:rPr>
+        <w:t>}</w:t>
+      </w:r>
+    </w:p>
+    <w:p>
+      <w:pPr>
+        <w:pStyle w:val="Code"/>
+      </w:pPr>
+    </w:p>
+    <w:p>
+      <w:r>
+        <w:t>Aceasta se numește "parametrizarea interogărilor" și garantează protecția la SQL Injection. Chiar dacă un om introduce în input o comandă de ștergere a datelor de tip '; DROP TABLE employees; --, motorul o va privi strict ca pe un șir de caractere pe care trebuie să îl caute în tabel, blocând execuția rău intenționată</w:t>
+      </w:r>
+      <w:r>
+        <w:t>.</w:t>
+      </w:r>
+    </w:p>
+    <w:p>
+      <w:pPr>
+        <w:pStyle w:val="Heading2"/>
+      </w:pPr>
+      <w:bookmarkStart w:id="23" w:name="_Toc231572990"/>
+      <w:r>
+        <w:t>4.6 Serviciul de execuție</w:t>
+      </w:r>
+      <w:bookmarkEnd w:id="23"/>
+    </w:p>
+    <w:p>
+      <w:r>
+        <w:t>Acest modul preia interogarea SQL (cu marcajele @p0) și dicționarul de valori de mai sus. Conectarea la baza de date se face tot prin Entity Framework Core. Când datele sunt returnate din baza de date, ele sunt salvate dinamic într-o listă de dicționare. Am ales această variantă deoarece aplicația nu știe dinainte câte coloane alege utilizatorul, așadar nu le poate lega de un model static predefinit</w:t>
+      </w:r>
+      <w:r>
+        <w:t>.</w:t>
+      </w:r>
+    </w:p>
+    <w:p>
+      <w:pPr>
+        <w:pStyle w:val="Code"/>
+      </w:pPr>
+      <w:r>
+        <w:t>using var command = connection.CreateCommand();</w:t>
+      </w:r>
+    </w:p>
+    <w:p>
+      <w:pPr>
+        <w:pStyle w:val="Code"/>
+      </w:pPr>
+      <w:r>
+        <w:t>command.CommandText = sql;</w:t>
+      </w:r>
+    </w:p>
+    <w:p>
+      <w:pPr>
+        <w:pStyle w:val="Code"/>
+      </w:pPr>
+      <w:r>
+        <w:t>foreach (var param in parameters)</w:t>
+      </w:r>
+    </w:p>
+    <w:p>
+      <w:pPr>
+        <w:pStyle w:val="Code"/>
+      </w:pPr>
+      <w:r>
+        <w:t>{</w:t>
+      </w:r>
+    </w:p>
+    <w:p>
+      <w:pPr>
+        <w:pStyle w:val="Code"/>
+      </w:pPr>
+      <w:r>
+        <w:t xml:space="preserve">    var dbParam = command.CreateParameter();</w:t>
+      </w:r>
+    </w:p>
+    <w:p>
+      <w:pPr>
+        <w:pStyle w:val="Code"/>
+      </w:pPr>
+      <w:r>
+        <w:t xml:space="preserve">    dbParam.ParameterName = param.Key;</w:t>
+      </w:r>
+    </w:p>
+    <w:p>
+      <w:pPr>
+        <w:pStyle w:val="Code"/>
+      </w:pPr>
+      <w:r>
+        <w:t xml:space="preserve">    dbParam.Value = param.Value ?? DBNull.Value;</w:t>
+      </w:r>
+    </w:p>
+    <w:p>
+      <w:pPr>
+        <w:pStyle w:val="Code"/>
+      </w:pPr>
+      <w:r>
         <w:lastRenderedPageBreak/>
-        <w:t xml:space="preserve">    for (int i = 0; i &lt; ir.WhereClauses.Count; i++)</w:t>
-      </w:r>
-    </w:p>
-    <w:p>
-      <w:pPr>
-        <w:pStyle w:val="Code"/>
-        <w:rPr>
-          <w:lang w:val="en-US"/>
-        </w:rPr>
-      </w:pPr>
-      <w:r>
-        <w:rPr>
-          <w:lang w:val="en-US"/>
-        </w:rPr>
-        <w:t xml:space="preserve">    {</w:t>
-      </w:r>
-    </w:p>
-    <w:p>
-      <w:pPr>
-        <w:pStyle w:val="Code"/>
-        <w:rPr>
-          <w:lang w:val="en-US"/>
-        </w:rPr>
-      </w:pPr>
-      <w:r>
-        <w:rPr>
-          <w:lang w:val="en-US"/>
-        </w:rPr>
-        <w:t xml:space="preserve">        var clause = ir.WhereClauses[i];</w:t>
-      </w:r>
-    </w:p>
-    <w:p>
-      <w:pPr>
-        <w:pStyle w:val="Code"/>
-        <w:rPr>
-          <w:lang w:val="en-US"/>
-        </w:rPr>
-      </w:pPr>
-      <w:r>
-        <w:rPr>
-          <w:lang w:val="en-US"/>
-        </w:rPr>
-        <w:t xml:space="preserve">        if (i &gt; 0) sqlBuilder.Append(" AND ");</w:t>
-      </w:r>
-    </w:p>
-    <w:p>
-      <w:pPr>
-        <w:pStyle w:val="Code"/>
-        <w:rPr>
-          <w:lang w:val="en-US"/>
-        </w:rPr>
-      </w:pPr>
-    </w:p>
-    <w:p>
-      <w:pPr>
-        <w:pStyle w:val="Code"/>
-        <w:rPr>
-          <w:lang w:val="en-US"/>
-        </w:rPr>
-      </w:pPr>
-      <w:r>
-        <w:rPr>
-          <w:lang w:val="en-US"/>
-        </w:rPr>
-        <w:t xml:space="preserve">        var colName = QuoteIdentifier(clause.Column);</w:t>
-      </w:r>
-    </w:p>
-    <w:p>
-      <w:pPr>
-        <w:pStyle w:val="Code"/>
-        <w:rPr>
-          <w:lang w:val="en-US"/>
-        </w:rPr>
-      </w:pPr>
-    </w:p>
-    <w:p>
-      <w:pPr>
-        <w:pStyle w:val="Code"/>
-        <w:rPr>
-          <w:lang w:val="en-US"/>
-        </w:rPr>
-      </w:pPr>
-      <w:r>
-        <w:rPr>
-          <w:lang w:val="en-US"/>
-        </w:rPr>
-        <w:t xml:space="preserve">        if (clause.IsExpression)</w:t>
-      </w:r>
-    </w:p>
-    <w:p>
-      <w:pPr>
-        <w:pStyle w:val="Code"/>
-        <w:rPr>
-          <w:lang w:val="en-US"/>
-        </w:rPr>
-      </w:pPr>
-      <w:r>
-        <w:rPr>
-          <w:lang w:val="en-US"/>
-        </w:rPr>
-        <w:t xml:space="preserve">        {</w:t>
-      </w:r>
-    </w:p>
-    <w:p>
-      <w:pPr>
-        <w:pStyle w:val="Code"/>
-        <w:rPr>
-          <w:lang w:val="en-US"/>
-        </w:rPr>
-      </w:pPr>
-      <w:r>
-        <w:rPr>
-          <w:lang w:val="en-US"/>
-        </w:rPr>
-        <w:t xml:space="preserve">            // Expresie SQL bruta (ex. NOW() - INTERVAL '7 year'), validata in prealabil cu lista alba (SqlExpressionGuard)</w:t>
-      </w:r>
-    </w:p>
-    <w:p>
-      <w:pPr>
-        <w:pStyle w:val="Code"/>
-        <w:rPr>
-          <w:lang w:val="en-US"/>
-        </w:rPr>
-      </w:pPr>
-      <w:r>
-        <w:rPr>
-          <w:lang w:val="en-US"/>
-        </w:rPr>
-        <w:t xml:space="preserve">            var valStr = clause.Value?.ToString() ?? "NULL";</w:t>
-      </w:r>
-    </w:p>
-    <w:p>
-      <w:pPr>
-        <w:pStyle w:val="Code"/>
-        <w:rPr>
-          <w:lang w:val="en-US"/>
-        </w:rPr>
-      </w:pPr>
-      <w:r>
-        <w:rPr>
-          <w:lang w:val="en-US"/>
-        </w:rPr>
-        <w:t xml:space="preserve">            sqlBuilder.Append($"{colName} {clause.Operator} {valStr}");</w:t>
-      </w:r>
-    </w:p>
-    <w:p>
-      <w:pPr>
-        <w:pStyle w:val="Code"/>
-        <w:rPr>
-          <w:lang w:val="en-US"/>
-        </w:rPr>
-      </w:pPr>
-      <w:r>
-        <w:rPr>
-          <w:lang w:val="en-US"/>
-        </w:rPr>
-        <w:t xml:space="preserve">        }</w:t>
-      </w:r>
-    </w:p>
-    <w:p>
-      <w:pPr>
-        <w:pStyle w:val="Code"/>
-        <w:rPr>
-          <w:lang w:val="en-US"/>
-        </w:rPr>
-      </w:pPr>
-      <w:r>
-        <w:rPr>
-          <w:lang w:val="en-US"/>
-        </w:rPr>
-        <w:t xml:space="preserve">        else</w:t>
-      </w:r>
-    </w:p>
-    <w:p>
-      <w:pPr>
-        <w:pStyle w:val="Code"/>
-        <w:rPr>
-          <w:lang w:val="en-US"/>
-        </w:rPr>
-      </w:pPr>
-      <w:r>
-        <w:rPr>
-          <w:lang w:val="en-US"/>
-        </w:rPr>
-        <w:t xml:space="preserve">        {</w:t>
-      </w:r>
-    </w:p>
-    <w:p>
-      <w:pPr>
-        <w:pStyle w:val="Code"/>
-        <w:rPr>
-          <w:lang w:val="en-US"/>
-        </w:rPr>
-      </w:pPr>
-      <w:r>
-        <w:rPr>
-          <w:lang w:val="en-US"/>
-        </w:rPr>
-        <w:t xml:space="preserve">            var paramName = $"@p{offset++}";</w:t>
-      </w:r>
-    </w:p>
-    <w:p>
-      <w:pPr>
-        <w:pStyle w:val="Code"/>
-        <w:rPr>
-          <w:lang w:val="en-US"/>
-        </w:rPr>
-      </w:pPr>
-      <w:r>
-        <w:rPr>
-          <w:lang w:val="en-US"/>
-        </w:rPr>
-        <w:t xml:space="preserve">            sqlBuilder.Append($"{colName} {clause.Operator} {paramName}");</w:t>
-      </w:r>
-    </w:p>
-    <w:p>
-      <w:pPr>
-        <w:pStyle w:val="Code"/>
-        <w:rPr>
-          <w:lang w:val="en-US"/>
-        </w:rPr>
-      </w:pPr>
-      <w:r>
-        <w:rPr>
-          <w:lang w:val="en-US"/>
-        </w:rPr>
-        <w:t xml:space="preserve">            parameters.Add(paramName, GetValue(clause.Value));</w:t>
-      </w:r>
-    </w:p>
-    <w:p>
-      <w:pPr>
-        <w:pStyle w:val="Code"/>
-        <w:rPr>
-          <w:lang w:val="en-US"/>
-        </w:rPr>
-      </w:pPr>
-      <w:r>
-        <w:rPr>
-          <w:lang w:val="en-US"/>
-        </w:rPr>
-        <w:t xml:space="preserve">        }</w:t>
-      </w:r>
-    </w:p>
-    <w:p>
-      <w:pPr>
-        <w:pStyle w:val="Code"/>
-        <w:rPr>
-          <w:lang w:val="en-US"/>
-        </w:rPr>
-      </w:pPr>
-      <w:r>
-        <w:rPr>
-          <w:lang w:val="en-US"/>
-        </w:rPr>
-        <w:t xml:space="preserve">    }</w:t>
-      </w:r>
-    </w:p>
-    <w:p>
-      <w:pPr>
-        <w:pStyle w:val="Code"/>
-        <w:rPr>
-          <w:lang w:val="en-US"/>
-        </w:rPr>
-      </w:pPr>
-      <w:r>
-        <w:rPr>
-          <w:lang w:val="en-US"/>
-        </w:rPr>
-        <w:t xml:space="preserve">    return offset;</w:t>
-      </w:r>
-    </w:p>
-    <w:p>
-      <w:pPr>
-        <w:pStyle w:val="Code"/>
-        <w:rPr>
-          <w:lang w:val="en-US"/>
-        </w:rPr>
-      </w:pPr>
-      <w:r>
-        <w:rPr>
-          <w:lang w:val="en-US"/>
-        </w:rPr>
-        <w:t>}</w:t>
-      </w:r>
-    </w:p>
-    <w:p>
-      <w:pPr>
-        <w:pStyle w:val="Code"/>
-      </w:pPr>
-    </w:p>
-    <w:p>
-      <w:r>
-        <w:t>Aceasta se numește "parametrizarea interogărilor" și garantează protecția la SQL Injection. Chiar dacă un om introduce în input o comandă de ștergere a datelor de tip '; DROP TABLE employees; --, motorul o va privi strict ca pe un șir de caractere pe care trebuie să îl caute în tabel, blocând execuția rău intenționată</w:t>
-      </w:r>
-      <w:r>
-        <w:t>.</w:t>
-      </w:r>
-    </w:p>
-    <w:p>
-      <w:pPr>
-        <w:pStyle w:val="Heading2"/>
-      </w:pPr>
-      <w:bookmarkStart w:id="23" w:name="_Toc231572990"/>
-      <w:r>
-        <w:t>4.6 Serviciul de execuție</w:t>
-      </w:r>
-      <w:bookmarkEnd w:id="23"/>
-    </w:p>
-    <w:p>
-      <w:r>
-        <w:t>Acest modul preia interogarea SQL (cu marcajele @p0) și dicționarul de valori de mai sus. Conectarea la baza de date se face tot prin Entity Framework Core. Când datele sunt returnate din baza de date, ele sunt salvate dinamic într-o listă de dicționare. Am ales această variantă deoarece aplicația nu știe dinainte câte coloane alege utilizatorul, așadar nu le poate lega de un model static predefinit</w:t>
-      </w:r>
-      <w:r>
-        <w:t>.</w:t>
-      </w:r>
-    </w:p>
-    <w:p>
-      <w:pPr>
-        <w:pStyle w:val="Code"/>
-      </w:pPr>
-      <w:r>
-        <w:t>using var command = connection.CreateCommand();</w:t>
-      </w:r>
-    </w:p>
-    <w:p>
-      <w:pPr>
-        <w:pStyle w:val="Code"/>
-      </w:pPr>
-      <w:r>
-        <w:t>command.CommandText = sql;</w:t>
-      </w:r>
-    </w:p>
-    <w:p>
-      <w:pPr>
-        <w:pStyle w:val="Code"/>
-      </w:pPr>
-      <w:r>
-        <w:t>foreach (var param in parameters)</w:t>
-      </w:r>
-    </w:p>
-    <w:p>
-      <w:pPr>
-        <w:pStyle w:val="Code"/>
-      </w:pPr>
-      <w:r>
-        <w:t>{</w:t>
-      </w:r>
-    </w:p>
-    <w:p>
-      <w:pPr>
-        <w:pStyle w:val="Code"/>
-      </w:pPr>
-      <w:r>
-        <w:t xml:space="preserve">    var dbParam = command.CreateParameter();</w:t>
-      </w:r>
-    </w:p>
-    <w:p>
-      <w:pPr>
-        <w:pStyle w:val="Code"/>
-      </w:pPr>
-      <w:r>
-        <w:t xml:space="preserve">    dbParam.ParameterName = param.Key;</w:t>
-      </w:r>
-    </w:p>
-    <w:p>
-      <w:pPr>
-        <w:pStyle w:val="Code"/>
-      </w:pPr>
-      <w:r>
-        <w:t xml:space="preserve">    dbParam.Value = param.Value ?? DBNull.Value;</w:t>
-      </w:r>
-    </w:p>
-    <w:p>
-      <w:pPr>
-        <w:pStyle w:val="Code"/>
-      </w:pPr>
-      <w:r>
         <w:t xml:space="preserve">    command.Parameters.Add(dbParam);</w:t>
       </w:r>
     </w:p>
@@ -8290,259 +8349,259 @@
         <w:rPr>
           <w:highlight w:val="lightGray"/>
         </w:rPr>
+        <w:t>POST /api/query/execute-approved</w:t>
+      </w:r>
+      <w:r>
+        <w:t xml:space="preserve">: </w:t>
+      </w:r>
+      <w:r>
+        <w:t>preia cererile de scriere/modificare care au fost aprobate manual de utilizator</w:t>
+      </w:r>
+    </w:p>
+    <w:p>
+      <w:pPr>
+        <w:pStyle w:val="Code"/>
+      </w:pPr>
+      <w:r>
+        <w:t>[HttpPost("ask")]</w:t>
+      </w:r>
+    </w:p>
+    <w:p>
+      <w:pPr>
+        <w:pStyle w:val="Code"/>
+      </w:pPr>
+      <w:r>
+        <w:t>public async Task&lt;IActionResult&gt; Ask([FromBody] QueryRequest request)</w:t>
+      </w:r>
+    </w:p>
+    <w:p>
+      <w:pPr>
+        <w:pStyle w:val="Code"/>
+      </w:pPr>
+      <w:r>
+        <w:t>{</w:t>
+      </w:r>
+    </w:p>
+    <w:p>
+      <w:pPr>
+        <w:pStyle w:val="Code"/>
+      </w:pPr>
+      <w:r>
+        <w:t xml:space="preserve">    // Intregul flux este delegat serviciului de orchestrare.</w:t>
+      </w:r>
+    </w:p>
+    <w:p>
+      <w:pPr>
+        <w:pStyle w:val="Code"/>
+      </w:pPr>
+      <w:r>
+        <w:t xml:space="preserve">    var response = await _orchestratorService.AskAsync(request.Prompt);</w:t>
+      </w:r>
+    </w:p>
+    <w:p>
+      <w:pPr>
+        <w:pStyle w:val="Code"/>
+      </w:pPr>
+      <w:r>
+        <w:t xml:space="preserve">    if (!response.IsSuccess)</w:t>
+      </w:r>
+    </w:p>
+    <w:p>
+      <w:pPr>
+        <w:pStyle w:val="Code"/>
+      </w:pPr>
+      <w:r>
+        <w:t xml:space="preserve">        return StatusCode(response.StatusCode, response.ErrorMessage);</w:t>
+      </w:r>
+    </w:p>
+    <w:p>
+      <w:pPr>
+        <w:pStyle w:val="Code"/>
+      </w:pPr>
+    </w:p>
+    <w:p>
+      <w:pPr>
+        <w:pStyle w:val="Code"/>
+      </w:pPr>
+      <w:r>
+        <w:t xml:space="preserve">    // response.Data contine fie rezultatele, fie cererea de aprobare a unei scrieri.</w:t>
+      </w:r>
+    </w:p>
+    <w:p>
+      <w:pPr>
+        <w:pStyle w:val="Code"/>
+      </w:pPr>
+      <w:r>
+        <w:t xml:space="preserve">    return Ok(response.Data);</w:t>
+      </w:r>
+    </w:p>
+    <w:p>
+      <w:pPr>
+        <w:pStyle w:val="Code"/>
+      </w:pPr>
+      <w:r>
+        <w:t>}</w:t>
+      </w:r>
+    </w:p>
+    <w:p>
+      <w:pPr>
+        <w:pStyle w:val="Code"/>
+      </w:pPr>
+    </w:p>
+    <w:p>
+      <w:pPr>
+        <w:pStyle w:val="Code"/>
+      </w:pPr>
+      <w:r>
+        <w:t>[HttpPost("execute-approved")]</w:t>
+      </w:r>
+    </w:p>
+    <w:p>
+      <w:pPr>
+        <w:pStyle w:val="Code"/>
+      </w:pPr>
+      <w:r>
+        <w:t>public async Task&lt;IActionResult&gt; ExecuteApproved([FromBody] ExecuteApprovedRequest request)</w:t>
+      </w:r>
+    </w:p>
+    <w:p>
+      <w:pPr>
+        <w:pStyle w:val="Code"/>
+      </w:pPr>
+      <w:r>
+        <w:t>{</w:t>
+      </w:r>
+    </w:p>
+    <w:p>
+      <w:pPr>
+        <w:pStyle w:val="Code"/>
+      </w:pPr>
+      <w:r>
+        <w:t xml:space="preserve">    var response = await _orchestratorService</w:t>
+      </w:r>
+    </w:p>
+    <w:p>
+      <w:pPr>
+        <w:pStyle w:val="Code"/>
+      </w:pPr>
+      <w:r>
+        <w:t xml:space="preserve">        .ExecuteApprovedAsync(request.Ir, request.OriginalPrompt);</w:t>
+      </w:r>
+    </w:p>
+    <w:p>
+      <w:pPr>
+        <w:pStyle w:val="Code"/>
+      </w:pPr>
+      <w:r>
+        <w:t xml:space="preserve">    if (!response.IsSuccess)</w:t>
+      </w:r>
+    </w:p>
+    <w:p>
+      <w:pPr>
+        <w:pStyle w:val="Code"/>
+      </w:pPr>
+      <w:r>
+        <w:t xml:space="preserve">        return StatusCode(response.StatusCode, response.ErrorMessage);</w:t>
+      </w:r>
+    </w:p>
+    <w:p>
+      <w:pPr>
+        <w:pStyle w:val="Code"/>
+      </w:pPr>
+    </w:p>
+    <w:p>
+      <w:pPr>
+        <w:pStyle w:val="Code"/>
+      </w:pPr>
+      <w:r>
+        <w:t xml:space="preserve">    return Ok(response.Data);</w:t>
+      </w:r>
+    </w:p>
+    <w:p>
+      <w:pPr>
+        <w:pStyle w:val="Code"/>
+      </w:pPr>
+      <w:r>
+        <w:t>}</w:t>
+      </w:r>
+    </w:p>
+    <w:p>
+      <w:pPr>
+        <w:pStyle w:val="Heading2"/>
+      </w:pPr>
+      <w:bookmarkStart w:id="25" w:name="_Toc231572992"/>
+      <w:r>
+        <w:t>4.8 Interfața cu utilizatorul</w:t>
+      </w:r>
+      <w:bookmarkEnd w:id="25"/>
+    </w:p>
+    <w:p>
+      <w:r>
+        <w:t>Aplicația vizuală pe care o vede utilizatorul a fost concepută ca un asistent. Este o aplicație React (SPA) unde navigarea se face printr-un meniu lateral. Pagina principală conține o casetă de text pentru întrebări și un tabel pentru rezultate. Pentru transparență, atunci când rezultatul este afișat pe ecran, dedesubt apare exact interogarea SQL generată de sistem. Astfel, utilizatorul poate verifica logic ce date primește. Tabelul HTML rezultat este dinamic, putând afișa oricâte coloane extrage AI-ul din baza de date</w:t>
+      </w:r>
+      <w:r>
+        <w:t>.</w:t>
+      </w:r>
+    </w:p>
+    <w:p>
+      <w:pPr>
+        <w:pStyle w:val="Code"/>
+      </w:pPr>
+      <w:r>
+        <w:t>const response = await axios.post&lt;QueryResponse&gt;(</w:t>
+      </w:r>
+    </w:p>
+    <w:p>
+      <w:pPr>
+        <w:pStyle w:val="Code"/>
+      </w:pPr>
+      <w:r>
+        <w:t xml:space="preserve">  `${backendUrl}/api/query/ask`,</w:t>
+      </w:r>
+    </w:p>
+    <w:p>
+      <w:pPr>
+        <w:pStyle w:val="Code"/>
+      </w:pPr>
+      <w:r>
+        <w:t xml:space="preserve">  { prompt },</w:t>
+      </w:r>
+    </w:p>
+    <w:p>
+      <w:pPr>
+        <w:pStyle w:val="Code"/>
+      </w:pPr>
+      <w:r>
+        <w:t>);</w:t>
+      </w:r>
+    </w:p>
+    <w:p>
+      <w:pPr>
+        <w:pStyle w:val="Code"/>
+      </w:pPr>
+      <w:r>
+        <w:t>setResults(response.data.data);</w:t>
+      </w:r>
+    </w:p>
+    <w:p>
+      <w:pPr>
+        <w:pStyle w:val="Code"/>
+      </w:pPr>
+      <w:r>
+        <w:t>setGeneratedSql(response.data.generatedSql);</w:t>
+      </w:r>
+    </w:p>
+    <w:p>
+      <w:pPr>
+        <w:pStyle w:val="NoSpacing"/>
+      </w:pPr>
+    </w:p>
+    <w:p>
+      <w:pPr>
+        <w:pStyle w:val="NoSpacing"/>
+      </w:pPr>
+      <w:r>
         <w:lastRenderedPageBreak/>
-        <w:t>POST /api/query/execute-approved</w:t>
-      </w:r>
-      <w:r>
-        <w:t xml:space="preserve">: </w:t>
-      </w:r>
-      <w:r>
-        <w:t>preia cererile de scriere/modificare care au fost aprobate manual de utilizator</w:t>
-      </w:r>
-    </w:p>
-    <w:p>
-      <w:pPr>
-        <w:pStyle w:val="Code"/>
-      </w:pPr>
-      <w:r>
-        <w:t>[HttpPost("ask")]</w:t>
-      </w:r>
-    </w:p>
-    <w:p>
-      <w:pPr>
-        <w:pStyle w:val="Code"/>
-      </w:pPr>
-      <w:r>
-        <w:t>public async Task&lt;IActionResult&gt; Ask([FromBody] QueryRequest request)</w:t>
-      </w:r>
-    </w:p>
-    <w:p>
-      <w:pPr>
-        <w:pStyle w:val="Code"/>
-      </w:pPr>
-      <w:r>
-        <w:t>{</w:t>
-      </w:r>
-    </w:p>
-    <w:p>
-      <w:pPr>
-        <w:pStyle w:val="Code"/>
-      </w:pPr>
-      <w:r>
-        <w:t xml:space="preserve">    // Intregul flux este delegat serviciului de orchestrare.</w:t>
-      </w:r>
-    </w:p>
-    <w:p>
-      <w:pPr>
-        <w:pStyle w:val="Code"/>
-      </w:pPr>
-      <w:r>
-        <w:t xml:space="preserve">    var response = await _orchestratorService.AskAsync(request.Prompt);</w:t>
-      </w:r>
-    </w:p>
-    <w:p>
-      <w:pPr>
-        <w:pStyle w:val="Code"/>
-      </w:pPr>
-      <w:r>
-        <w:t xml:space="preserve">    if (!response.IsSuccess)</w:t>
-      </w:r>
-    </w:p>
-    <w:p>
-      <w:pPr>
-        <w:pStyle w:val="Code"/>
-      </w:pPr>
-      <w:r>
-        <w:t xml:space="preserve">        return StatusCode(response.StatusCode, response.ErrorMessage);</w:t>
-      </w:r>
-    </w:p>
-    <w:p>
-      <w:pPr>
-        <w:pStyle w:val="Code"/>
-      </w:pPr>
-    </w:p>
-    <w:p>
-      <w:pPr>
-        <w:pStyle w:val="Code"/>
-      </w:pPr>
-      <w:r>
-        <w:t xml:space="preserve">    // response.Data contine fie rezultatele, fie cererea de aprobare a unei scrieri.</w:t>
-      </w:r>
-    </w:p>
-    <w:p>
-      <w:pPr>
-        <w:pStyle w:val="Code"/>
-      </w:pPr>
-      <w:r>
-        <w:t xml:space="preserve">    return Ok(response.Data);</w:t>
-      </w:r>
-    </w:p>
-    <w:p>
-      <w:pPr>
-        <w:pStyle w:val="Code"/>
-      </w:pPr>
-      <w:r>
-        <w:t>}</w:t>
-      </w:r>
-    </w:p>
-    <w:p>
-      <w:pPr>
-        <w:pStyle w:val="Code"/>
-      </w:pPr>
-    </w:p>
-    <w:p>
-      <w:pPr>
-        <w:pStyle w:val="Code"/>
-      </w:pPr>
-      <w:r>
-        <w:t>[HttpPost("execute-approved")]</w:t>
-      </w:r>
-    </w:p>
-    <w:p>
-      <w:pPr>
-        <w:pStyle w:val="Code"/>
-      </w:pPr>
-      <w:r>
-        <w:t>public async Task&lt;IActionResult&gt; ExecuteApproved([FromBody] ExecuteApprovedRequest request)</w:t>
-      </w:r>
-    </w:p>
-    <w:p>
-      <w:pPr>
-        <w:pStyle w:val="Code"/>
-      </w:pPr>
-      <w:r>
-        <w:t>{</w:t>
-      </w:r>
-    </w:p>
-    <w:p>
-      <w:pPr>
-        <w:pStyle w:val="Code"/>
-      </w:pPr>
-      <w:r>
-        <w:t xml:space="preserve">    var response = await _orchestratorService</w:t>
-      </w:r>
-    </w:p>
-    <w:p>
-      <w:pPr>
-        <w:pStyle w:val="Code"/>
-      </w:pPr>
-      <w:r>
-        <w:t xml:space="preserve">        .ExecuteApprovedAsync(request.Ir, request.OriginalPrompt);</w:t>
-      </w:r>
-    </w:p>
-    <w:p>
-      <w:pPr>
-        <w:pStyle w:val="Code"/>
-      </w:pPr>
-      <w:r>
-        <w:t xml:space="preserve">    if (!response.IsSuccess)</w:t>
-      </w:r>
-    </w:p>
-    <w:p>
-      <w:pPr>
-        <w:pStyle w:val="Code"/>
-      </w:pPr>
-      <w:r>
-        <w:t xml:space="preserve">        return StatusCode(response.StatusCode, response.ErrorMessage);</w:t>
-      </w:r>
-    </w:p>
-    <w:p>
-      <w:pPr>
-        <w:pStyle w:val="Code"/>
-      </w:pPr>
-    </w:p>
-    <w:p>
-      <w:pPr>
-        <w:pStyle w:val="Code"/>
-      </w:pPr>
-      <w:r>
-        <w:t xml:space="preserve">    return Ok(response.Data);</w:t>
-      </w:r>
-    </w:p>
-    <w:p>
-      <w:pPr>
-        <w:pStyle w:val="Code"/>
-      </w:pPr>
-      <w:r>
-        <w:t>}</w:t>
-      </w:r>
-    </w:p>
-    <w:p>
-      <w:pPr>
-        <w:pStyle w:val="Heading2"/>
-      </w:pPr>
-      <w:bookmarkStart w:id="25" w:name="_Toc231572992"/>
-      <w:r>
-        <w:t>4.8 Interfața cu utilizatorul</w:t>
-      </w:r>
-      <w:bookmarkEnd w:id="25"/>
-    </w:p>
-    <w:p>
-      <w:r>
-        <w:t>Aplicația vizuală pe care o vede utilizatorul a fost concepută ca un asistent. Este o aplicație React (SPA) unde navigarea se face printr-un meniu lateral. Pagina principală conține o casetă de text pentru întrebări și un tabel pentru rezultate. Pentru transparență, atunci când rezultatul este afișat pe ecran, dedesubt apare exact interogarea SQL generată de sistem. Astfel, utilizatorul poate verifica logic ce date primește. Tabelul HTML rezultat este dinamic, putând afișa oricâte coloane extrage AI-ul din baza de date</w:t>
-      </w:r>
-      <w:r>
-        <w:t>.</w:t>
-      </w:r>
-    </w:p>
-    <w:p>
-      <w:pPr>
-        <w:pStyle w:val="Code"/>
-      </w:pPr>
-      <w:r>
-        <w:t>const response = await axios.post&lt;QueryResponse&gt;(</w:t>
-      </w:r>
-    </w:p>
-    <w:p>
-      <w:pPr>
-        <w:pStyle w:val="Code"/>
-      </w:pPr>
-      <w:r>
-        <w:t xml:space="preserve">  `${backendUrl}/api/query/ask`,</w:t>
-      </w:r>
-    </w:p>
-    <w:p>
-      <w:pPr>
-        <w:pStyle w:val="Code"/>
-      </w:pPr>
-      <w:r>
-        <w:t xml:space="preserve">  { prompt },</w:t>
-      </w:r>
-    </w:p>
-    <w:p>
-      <w:pPr>
-        <w:pStyle w:val="Code"/>
-      </w:pPr>
-      <w:r>
-        <w:t>);</w:t>
-      </w:r>
-    </w:p>
-    <w:p>
-      <w:pPr>
-        <w:pStyle w:val="Code"/>
-      </w:pPr>
-      <w:r>
-        <w:t>setResults(response.data.data);</w:t>
-      </w:r>
-    </w:p>
-    <w:p>
-      <w:pPr>
-        <w:pStyle w:val="Code"/>
-      </w:pPr>
-      <w:r>
-        <w:t>setGeneratedSql(response.data.generatedSql);</w:t>
-      </w:r>
-    </w:p>
-    <w:p>
-      <w:pPr>
-        <w:pStyle w:val="NoSpacing"/>
-      </w:pPr>
-    </w:p>
-    <w:p>
-      <w:pPr>
-        <w:pStyle w:val="NoSpacing"/>
-      </w:pPr>
-      <w:r>
         <w:t>Pentru</w:t>
       </w:r>
       <w:r>
@@ -8579,11 +8638,7 @@
         <w:t>Auto-sugestii la erori:</w:t>
       </w:r>
       <w:r>
-        <w:t xml:space="preserve"> Dacă interogarea pică (de exemplu din cauza unui tabel cerut greșit), aplicația citește eroarea tehnică și îi cere modelului lingvistic să </w:t>
-      </w:r>
-      <w:r>
-        <w:lastRenderedPageBreak/>
-        <w:t>genereze un mesaj de reparare în limba română. Utilizatorul are un buton care, odată apăsat, corectează întrebarea</w:t>
+        <w:t xml:space="preserve"> Dacă interogarea pică (de exemplu din cauza unui tabel cerut greșit), aplicația citește eroarea tehnică și îi cere modelului lingvistic să genereze un mesaj de reparare în limba română. Utilizatorul are un buton care, odată apăsat, corectează întrebarea</w:t>
       </w:r>
     </w:p>
     <w:p>
@@ -9371,7 +9426,7 @@
                 <w:sz w:val="20"/>
                 <w:szCs w:val="20"/>
               </w:rPr>
-              <w:t>Tradus într-o operație DELETE care NU se execută automat: comanda este afișată în panoul de aprobare și rulează doar după confirmarea explicită a utilizatorului.</w:t>
+              <w:t>Tradus într-o operație DELETE care NU se execută automat: comanda este afișată în panoul de aprobare și rulează doar după confirmarea explicită a utilizatorului</w:t>
             </w:r>
           </w:p>
         </w:tc>
@@ -9430,7 +9485,7 @@
                 <w:sz w:val="20"/>
                 <w:szCs w:val="20"/>
               </w:rPr>
-              <w:t>Respins: structura IR nu permite operația DROP; singura operație DDL acceptată este crearea controlată de tabele (CREATE TABLE), supusă la rândul ei aprobării utilizatorului.</w:t>
+              <w:t>Respins: structura IR nu permite operația DROP; singura operație DDL acceptată este crearea controlată de tabele (CREATE TABLE), supusă la rândul ei aprobării utilizatorului</w:t>
             </w:r>
           </w:p>
         </w:tc>
@@ -9489,7 +9544,7 @@
                 <w:sz w:val="20"/>
                 <w:szCs w:val="20"/>
               </w:rPr>
-              <w:t>Respins de motorul de validare dacă tabela nu există în schemă: „The target table is not configured within the secure domain contexts.”</w:t>
+              <w:t>Respins de motorul de validare dacă tabela nu există în schemă: „The target table is not configured within the secure domain contexts”</w:t>
             </w:r>
           </w:p>
         </w:tc>
@@ -9548,7 +9603,7 @@
                 <w:sz w:val="20"/>
                 <w:szCs w:val="20"/>
               </w:rPr>
-              <w:t>Respins de motorul de validare: coloană inexistentă în schemă.</w:t>
+              <w:t>Respins de motorul de validare: coloană inexistentă în schemă</w:t>
             </w:r>
           </w:p>
         </w:tc>
@@ -9607,7 +9662,7 @@
                 <w:sz w:val="20"/>
                 <w:szCs w:val="20"/>
               </w:rPr>
-              <w:t>Neutralizat: valoarea este transmisă ca parametru, nu ca instrucțiune SQL.</w:t>
+              <w:t>Neutralizat: valoarea este transmisă ca parametru, nu ca instrucțiune SQL</w:t>
             </w:r>
           </w:p>
         </w:tc>
@@ -9654,6 +9709,7 @@
           <w:sz w:val="20"/>
           <w:szCs w:val="20"/>
         </w:rPr>
+        <w:lastRenderedPageBreak/>
         <w:t>Figura 4.2. Exemplu de respingere a unei intenții nesigure.</w:t>
       </w:r>
     </w:p>
@@ -13085,6 +13141,95 @@
 <file path=word/numbering.xml><?xml version="1.0" encoding="utf-8"?>
 <w:numbering xmlns:wpc="http://schemas.microsoft.com/office/word/2010/wordprocessingCanvas" xmlns:cx="http://schemas.microsoft.com/office/drawing/2014/chartex" xmlns:cx1="http://schemas.microsoft.com/office/drawing/2015/9/8/chartex" xmlns:cx2="http://schemas.microsoft.com/office/drawing/2015/10/21/chartex" xmlns:cx3="http://schemas.microsoft.com/office/drawing/2016/5/9/chartex" xmlns:cx4="http://schemas.microsoft.com/office/drawing/2016/5/10/chartex" xmlns:cx5="http://schemas.microsoft.com/office/drawing/2016/5/11/chartex" xmlns:cx6="http://schemas.microsoft.com/office/drawing/2016/5/12/chartex" xmlns:cx7="http://schemas.microsoft.com/office/drawing/2016/5/13/chartex" xmlns:cx8="http://schemas.microsoft.com/office/drawing/2016/5/14/chartex" xmlns:mc="http://schemas.openxmlformats.org/markup-compatibility/2006" xmlns:aink="http://schemas.microsoft.com/office/drawing/2016/ink" xmlns:am3d="http://schemas.microsoft.com/office/drawing/2017/model3d" xmlns:o="urn:schemas-microsoft-com:office:office" xmlns:oel="http://schemas.microsoft.com/office/2019/extlst" xmlns:r="http://schemas.openxmlformats.org/officeDocument/2006/relationships" xmlns:m="http://schemas.openxmlformats.org/officeDocument/2006/math" xmlns:v="urn:schemas-microsoft-com:vml" xmlns:wp14="http://schemas.microsoft.com/office/word/2010/wordprocessingDrawing" xmlns:wp="http://schemas.openxmlformats.org/drawingml/2006/wordprocessingDrawing" xmlns:w10="urn:schemas-microsoft-com:office:word" xmlns:w="http://schemas.openxmlformats.org/wordprocessingml/2006/main" xmlns:w14="http://schemas.microsoft.com/office/word/2010/wordml" xmlns:w15="http://schemas.microsoft.com/office/word/2012/wordml" xmlns:w16cex="http://schemas.microsoft.com/office/word/2018/wordml/cex" xmlns:w16cid="http://schemas.microsoft.com/office/word/2016/wordml/cid" xmlns:w16="http://schemas.microsoft.com/office/word/2018/wordml" xmlns:w16sdtdh="http://schemas.microsoft.com/office/word/2020/wordml/sdtdatahash" xmlns:w16se="http://schemas.microsoft.com/office/word/2015/wordml/symex" xmlns:wpg="http://schemas.microsoft.com/office/word/2010/wordprocessingGroup" xmlns:wpi="http://schemas.microsoft.com/office/word/2010/wordprocessingInk" xmlns:wne="http://schemas.microsoft.com/office/word/2006/wordml" xmlns:wps="http://schemas.microsoft.com/office/word/2010/wordprocessingShape" mc:Ignorable="w14 w15 w16se w16cid w16 w16cex w16sdtdh wp14">
   <w:abstractNum w:abstractNumId="0" w15:restartNumberingAfterBreak="0">
+    <w:nsid w:val="03C07E1D"/>
+    <w:multiLevelType w:val="hybridMultilevel"/>
+    <w:tmpl w:val="73DC3050"/>
+    <w:lvl w:ilvl="0" w:tplc="0409000F">
+      <w:start w:val="1"/>
+      <w:numFmt w:val="decimal"/>
+      <w:lvlText w:val="%1."/>
+      <w:lvlJc w:val="left"/>
+      <w:pPr>
+        <w:ind w:left="720" w:hanging="360"/>
+      </w:pPr>
+      <w:rPr>
+        <w:rFonts w:hint="default"/>
+      </w:rPr>
+    </w:lvl>
+    <w:lvl w:ilvl="1" w:tplc="04090019" w:tentative="1">
+      <w:start w:val="1"/>
+      <w:numFmt w:val="lowerLetter"/>
+      <w:lvlText w:val="%2."/>
+      <w:lvlJc w:val="left"/>
+      <w:pPr>
+        <w:ind w:left="1440" w:hanging="360"/>
+      </w:pPr>
+    </w:lvl>
+    <w:lvl w:ilvl="2" w:tplc="0409001B" w:tentative="1">
+      <w:start w:val="1"/>
+      <w:numFmt w:val="lowerRoman"/>
+      <w:lvlText w:val="%3."/>
+      <w:lvlJc w:val="right"/>
+      <w:pPr>
+        <w:ind w:left="2160" w:hanging="180"/>
+      </w:pPr>
+    </w:lvl>
+    <w:lvl w:ilvl="3" w:tplc="0409000F" w:tentative="1">
+      <w:start w:val="1"/>
+      <w:numFmt w:val="decimal"/>
+      <w:lvlText w:val="%4."/>
+      <w:lvlJc w:val="left"/>
+      <w:pPr>
+        <w:ind w:left="2880" w:hanging="360"/>
+      </w:pPr>
+    </w:lvl>
+    <w:lvl w:ilvl="4" w:tplc="04090019" w:tentative="1">
+      <w:start w:val="1"/>
+      <w:numFmt w:val="lowerLetter"/>
+      <w:lvlText w:val="%5."/>
+      <w:lvlJc w:val="left"/>
+      <w:pPr>
+        <w:ind w:left="3600" w:hanging="360"/>
+      </w:pPr>
+    </w:lvl>
+    <w:lvl w:ilvl="5" w:tplc="0409001B" w:tentative="1">
+      <w:start w:val="1"/>
+      <w:numFmt w:val="lowerRoman"/>
+      <w:lvlText w:val="%6."/>
+      <w:lvlJc w:val="right"/>
+      <w:pPr>
+        <w:ind w:left="4320" w:hanging="180"/>
+      </w:pPr>
+    </w:lvl>
+    <w:lvl w:ilvl="6" w:tplc="0409000F" w:tentative="1">
+      <w:start w:val="1"/>
+      <w:numFmt w:val="decimal"/>
+      <w:lvlText w:val="%7."/>
+      <w:lvlJc w:val="left"/>
+      <w:pPr>
+        <w:ind w:left="5040" w:hanging="360"/>
+      </w:pPr>
+    </w:lvl>
+    <w:lvl w:ilvl="7" w:tplc="04090019" w:tentative="1">
+      <w:start w:val="1"/>
+      <w:numFmt w:val="lowerLetter"/>
+      <w:lvlText w:val="%8."/>
+      <w:lvlJc w:val="left"/>
+      <w:pPr>
+        <w:ind w:left="5760" w:hanging="360"/>
+      </w:pPr>
+    </w:lvl>
+    <w:lvl w:ilvl="8" w:tplc="0409001B" w:tentative="1">
+      <w:start w:val="1"/>
+      <w:numFmt w:val="lowerRoman"/>
+      <w:lvlText w:val="%9."/>
+      <w:lvlJc w:val="right"/>
+      <w:pPr>
+        <w:ind w:left="6480" w:hanging="180"/>
+      </w:pPr>
+    </w:lvl>
+  </w:abstractNum>
+  <w:abstractNum w:abstractNumId="1" w15:restartNumberingAfterBreak="0">
     <w:nsid w:val="0BBF48EE"/>
     <w:multiLevelType w:val="hybridMultilevel"/>
     <w:tmpl w:val="3A9CE562"/>
@@ -13173,7 +13318,7 @@
       </w:pPr>
     </w:lvl>
   </w:abstractNum>
-  <w:abstractNum w:abstractNumId="1" w15:restartNumberingAfterBreak="0">
+  <w:abstractNum w:abstractNumId="2" w15:restartNumberingAfterBreak="0">
     <w:nsid w:val="1A63099B"/>
     <w:multiLevelType w:val="hybridMultilevel"/>
     <w:tmpl w:val="865A8B1C"/>
@@ -13286,7 +13431,7 @@
       </w:rPr>
     </w:lvl>
   </w:abstractNum>
-  <w:abstractNum w:abstractNumId="2" w15:restartNumberingAfterBreak="0">
+  <w:abstractNum w:abstractNumId="3" w15:restartNumberingAfterBreak="0">
     <w:nsid w:val="1BDA2053"/>
     <w:multiLevelType w:val="hybridMultilevel"/>
     <w:tmpl w:val="74F8C47C"/>
@@ -13399,7 +13544,7 @@
       </w:rPr>
     </w:lvl>
   </w:abstractNum>
-  <w:abstractNum w:abstractNumId="3" w15:restartNumberingAfterBreak="0">
+  <w:abstractNum w:abstractNumId="4" w15:restartNumberingAfterBreak="0">
     <w:nsid w:val="1EDB009C"/>
     <w:multiLevelType w:val="hybridMultilevel"/>
     <w:tmpl w:val="A35EE2C0"/>
@@ -13512,7 +13657,7 @@
       </w:rPr>
     </w:lvl>
   </w:abstractNum>
-  <w:abstractNum w:abstractNumId="4" w15:restartNumberingAfterBreak="0">
+  <w:abstractNum w:abstractNumId="5" w15:restartNumberingAfterBreak="0">
     <w:nsid w:val="218B7F58"/>
     <w:multiLevelType w:val="hybridMultilevel"/>
     <w:tmpl w:val="5F42DBC0"/>
@@ -13601,7 +13746,7 @@
       </w:pPr>
     </w:lvl>
   </w:abstractNum>
-  <w:abstractNum w:abstractNumId="5" w15:restartNumberingAfterBreak="0">
+  <w:abstractNum w:abstractNumId="6" w15:restartNumberingAfterBreak="0">
     <w:nsid w:val="2293099B"/>
     <w:multiLevelType w:val="hybridMultilevel"/>
     <w:tmpl w:val="9D0A1774"/>
@@ -13714,7 +13859,7 @@
       </w:rPr>
     </w:lvl>
   </w:abstractNum>
-  <w:abstractNum w:abstractNumId="6" w15:restartNumberingAfterBreak="0">
+  <w:abstractNum w:abstractNumId="7" w15:restartNumberingAfterBreak="0">
     <w:nsid w:val="237D1B62"/>
     <w:multiLevelType w:val="hybridMultilevel"/>
     <w:tmpl w:val="46244216"/>
@@ -13800,7 +13945,7 @@
       </w:pPr>
     </w:lvl>
   </w:abstractNum>
-  <w:abstractNum w:abstractNumId="7" w15:restartNumberingAfterBreak="0">
+  <w:abstractNum w:abstractNumId="8" w15:restartNumberingAfterBreak="0">
     <w:nsid w:val="31E2758C"/>
     <w:multiLevelType w:val="hybridMultilevel"/>
     <w:tmpl w:val="B9BCE15C"/>
@@ -13913,7 +14058,7 @@
       </w:rPr>
     </w:lvl>
   </w:abstractNum>
-  <w:abstractNum w:abstractNumId="8" w15:restartNumberingAfterBreak="0">
+  <w:abstractNum w:abstractNumId="9" w15:restartNumberingAfterBreak="0">
     <w:nsid w:val="3CB83002"/>
     <w:multiLevelType w:val="hybridMultilevel"/>
     <w:tmpl w:val="076E40BE"/>
@@ -13999,7 +14144,7 @@
       </w:pPr>
     </w:lvl>
   </w:abstractNum>
-  <w:abstractNum w:abstractNumId="9" w15:restartNumberingAfterBreak="0">
+  <w:abstractNum w:abstractNumId="10" w15:restartNumberingAfterBreak="0">
     <w:nsid w:val="49950C93"/>
     <w:multiLevelType w:val="hybridMultilevel"/>
     <w:tmpl w:val="32BE042A"/>
@@ -14088,7 +14233,7 @@
       </w:pPr>
     </w:lvl>
   </w:abstractNum>
-  <w:abstractNum w:abstractNumId="10" w15:restartNumberingAfterBreak="0">
+  <w:abstractNum w:abstractNumId="11" w15:restartNumberingAfterBreak="0">
     <w:nsid w:val="50FF137C"/>
     <w:multiLevelType w:val="hybridMultilevel"/>
     <w:tmpl w:val="520881B8"/>
@@ -14177,7 +14322,7 @@
       </w:pPr>
     </w:lvl>
   </w:abstractNum>
-  <w:abstractNum w:abstractNumId="11" w15:restartNumberingAfterBreak="0">
+  <w:abstractNum w:abstractNumId="12" w15:restartNumberingAfterBreak="0">
     <w:nsid w:val="54047110"/>
     <w:multiLevelType w:val="hybridMultilevel"/>
     <w:tmpl w:val="A5B828FC"/>
@@ -14290,7 +14435,7 @@
       </w:rPr>
     </w:lvl>
   </w:abstractNum>
-  <w:abstractNum w:abstractNumId="12" w15:restartNumberingAfterBreak="0">
+  <w:abstractNum w:abstractNumId="13" w15:restartNumberingAfterBreak="0">
     <w:nsid w:val="57C617AD"/>
     <w:multiLevelType w:val="hybridMultilevel"/>
     <w:tmpl w:val="B6102A52"/>
@@ -14403,7 +14548,7 @@
       </w:rPr>
     </w:lvl>
   </w:abstractNum>
-  <w:abstractNum w:abstractNumId="13" w15:restartNumberingAfterBreak="0">
+  <w:abstractNum w:abstractNumId="14" w15:restartNumberingAfterBreak="0">
     <w:nsid w:val="63A21BEB"/>
     <w:multiLevelType w:val="hybridMultilevel"/>
     <w:tmpl w:val="5644DE5C"/>
@@ -14516,7 +14661,7 @@
       </w:rPr>
     </w:lvl>
   </w:abstractNum>
-  <w:abstractNum w:abstractNumId="14" w15:restartNumberingAfterBreak="0">
+  <w:abstractNum w:abstractNumId="15" w15:restartNumberingAfterBreak="0">
     <w:nsid w:val="71E23A25"/>
     <w:multiLevelType w:val="hybridMultilevel"/>
     <w:tmpl w:val="C810AFD0"/>
@@ -14602,7 +14747,7 @@
       </w:pPr>
     </w:lvl>
   </w:abstractNum>
-  <w:abstractNum w:abstractNumId="15" w15:restartNumberingAfterBreak="0">
+  <w:abstractNum w:abstractNumId="16" w15:restartNumberingAfterBreak="0">
     <w:nsid w:val="72C708E3"/>
     <w:multiLevelType w:val="hybridMultilevel"/>
     <w:tmpl w:val="4E50E11E"/>
@@ -14691,7 +14836,7 @@
       </w:pPr>
     </w:lvl>
   </w:abstractNum>
-  <w:abstractNum w:abstractNumId="16" w15:restartNumberingAfterBreak="0">
+  <w:abstractNum w:abstractNumId="17" w15:restartNumberingAfterBreak="0">
     <w:nsid w:val="77112712"/>
     <w:multiLevelType w:val="hybridMultilevel"/>
     <w:tmpl w:val="233641CC"/>
@@ -14804,7 +14949,7 @@
       </w:rPr>
     </w:lvl>
   </w:abstractNum>
-  <w:abstractNum w:abstractNumId="17" w15:restartNumberingAfterBreak="0">
+  <w:abstractNum w:abstractNumId="18" w15:restartNumberingAfterBreak="0">
     <w:nsid w:val="79A5027B"/>
     <w:multiLevelType w:val="hybridMultilevel"/>
     <w:tmpl w:val="B72E02DE"/>
@@ -14894,58 +15039,61 @@
     </w:lvl>
   </w:abstractNum>
   <w:num w:numId="1" w16cid:durableId="1592466498">
+    <w:abstractNumId w:val="9"/>
+  </w:num>
+  <w:num w:numId="2" w16cid:durableId="965739088">
+    <w:abstractNumId w:val="11"/>
+  </w:num>
+  <w:num w:numId="3" w16cid:durableId="1569916892">
+    <w:abstractNumId w:val="6"/>
+  </w:num>
+  <w:num w:numId="4" w16cid:durableId="315651090">
     <w:abstractNumId w:val="8"/>
   </w:num>
-  <w:num w:numId="2" w16cid:durableId="965739088">
+  <w:num w:numId="5" w16cid:durableId="2132628871">
+    <w:abstractNumId w:val="12"/>
+  </w:num>
+  <w:num w:numId="6" w16cid:durableId="1010914242">
+    <w:abstractNumId w:val="1"/>
+  </w:num>
+  <w:num w:numId="7" w16cid:durableId="1049570925">
+    <w:abstractNumId w:val="3"/>
+  </w:num>
+  <w:num w:numId="8" w16cid:durableId="1218859619">
+    <w:abstractNumId w:val="4"/>
+  </w:num>
+  <w:num w:numId="9" w16cid:durableId="9307559">
+    <w:abstractNumId w:val="2"/>
+  </w:num>
+  <w:num w:numId="10" w16cid:durableId="2019382616">
+    <w:abstractNumId w:val="13"/>
+  </w:num>
+  <w:num w:numId="11" w16cid:durableId="1844197503">
+    <w:abstractNumId w:val="16"/>
+  </w:num>
+  <w:num w:numId="12" w16cid:durableId="570965357">
     <w:abstractNumId w:val="10"/>
   </w:num>
-  <w:num w:numId="3" w16cid:durableId="1569916892">
+  <w:num w:numId="13" w16cid:durableId="1525249057">
+    <w:abstractNumId w:val="18"/>
+  </w:num>
+  <w:num w:numId="14" w16cid:durableId="1124422392">
     <w:abstractNumId w:val="5"/>
   </w:num>
-  <w:num w:numId="4" w16cid:durableId="315651090">
+  <w:num w:numId="15" w16cid:durableId="57480694">
     <w:abstractNumId w:val="7"/>
   </w:num>
-  <w:num w:numId="5" w16cid:durableId="2132628871">
-    <w:abstractNumId w:val="11"/>
+  <w:num w:numId="16" w16cid:durableId="1316298202">
+    <w:abstractNumId w:val="14"/>
   </w:num>
-  <w:num w:numId="6" w16cid:durableId="1010914242">
-    <w:abstractNumId w:val="0"/>
-  </w:num>
-  <w:num w:numId="7" w16cid:durableId="1049570925">
-    <w:abstractNumId w:val="2"/>
-  </w:num>
-  <w:num w:numId="8" w16cid:durableId="1218859619">
-    <w:abstractNumId w:val="3"/>
-  </w:num>
-  <w:num w:numId="9" w16cid:durableId="9307559">
-    <w:abstractNumId w:val="1"/>
-  </w:num>
-  <w:num w:numId="10" w16cid:durableId="2019382616">
-    <w:abstractNumId w:val="12"/>
-  </w:num>
-  <w:num w:numId="11" w16cid:durableId="1844197503">
+  <w:num w:numId="17" w16cid:durableId="1737629230">
     <w:abstractNumId w:val="15"/>
   </w:num>
-  <w:num w:numId="12" w16cid:durableId="570965357">
-    <w:abstractNumId w:val="9"/>
-  </w:num>
-  <w:num w:numId="13" w16cid:durableId="1525249057">
+  <w:num w:numId="18" w16cid:durableId="1447851385">
     <w:abstractNumId w:val="17"/>
   </w:num>
-  <w:num w:numId="14" w16cid:durableId="1124422392">
-    <w:abstractNumId w:val="4"/>
-  </w:num>
-  <w:num w:numId="15" w16cid:durableId="57480694">
-    <w:abstractNumId w:val="6"/>
-  </w:num>
-  <w:num w:numId="16" w16cid:durableId="1316298202">
-    <w:abstractNumId w:val="13"/>
-  </w:num>
-  <w:num w:numId="17" w16cid:durableId="1737629230">
-    <w:abstractNumId w:val="14"/>
-  </w:num>
-  <w:num w:numId="18" w16cid:durableId="1447851385">
-    <w:abstractNumId w:val="16"/>
+  <w:num w:numId="19" w16cid:durableId="1724787218">
+    <w:abstractNumId w:val="0"/>
   </w:num>
 </w:numbering>
 </file>
